--- a/docs/hpc-test-lab-setup-runbook.docx
+++ b/docs/hpc-test-lab-setup-runbook.docx
@@ -42,16 +42,16 @@
         <w:t xml:space="preserve">krb-credd</w:t>
       </w:r>
       <w:r>
-        <w:t xml:space="preserve"> (v2.2.0, commit </w:t>
-      </w:r>
-      <w:r>
-        <w:rPr>
-          <w:rStyle w:val="CodeChar"/>
-        </w:rPr>
-        <w:t xml:space="preserve">b129a13</w:t>
-      </w:r>
-      <w:r>
-        <w:t xml:space="preserve"> on </w:t>
+        <w:t xml:space="preserve"> (v2.</w:t>
+      </w:r>
+      <w:r>
+        <w:rPr>
+          <w:rStyle w:val="CodeChar"/>
+        </w:rPr>
+        <w:t xml:space="preserve">3.0, the current</w:t>
+      </w:r>
+      <w:r>
+        <w:t xml:space="preserve"> </w:t>
       </w:r>
       <w:r>
         <w:rPr>
@@ -5565,11 +5565,11 @@
         <w:br/>
         <w:t xml:space="preserve">cd /opt/krb-hpc</w:t>
         <w:br/>
-        <w:t xml:space="preserve">sudo git checkout b129a13          # v2.2.0, the reviewed main; or stay on main</w:t>
+        <w:t xml:space="preserve">sudo git checkout main             # version 2.3.0 or later</w:t>
         <w:br/>
         <w:t xml:space="preserve">git log --oneline -1</w:t>
         <w:br/>
-        <w:t xml:space="preserve">grep '^version' pyproject.toml     # version = "2.2.0"</w:t>
+        <w:t xml:space="preserve">grep '^version' pyproject.toml     # version = "2.3.0"</w:t>
       </w:r>
     </w:p>
     <w:p>
@@ -5605,7 +5605,7 @@
         <w:rPr>
           <w:rStyle w:val="CodeChar"/>
         </w:rPr>
-        <w:t xml:space="preserve">git archive --format=tar.gz -o krb-hpc-2.2.0.tar.gz b129a13</w:t>
+        <w:t xml:space="preserve">git archive --format=tar.gz -o krb-hpc-2.3.0.tar.gz main</w:t>
       </w:r>
       <w:r>
         <w:t xml:space="preserve">, copy the file to </w:t>
@@ -5623,7 +5623,7 @@
         <w:rPr>
           <w:rStyle w:val="CodeChar"/>
         </w:rPr>
-        <w:t xml:space="preserve">sudo mkdir /opt/krb-hpc &amp;&amp; sudo tar -xzf krb-hpc-2.2.0.tar.gz -C /opt/krb-hpc</w:t>
+        <w:t xml:space="preserve">sudo mkdir /opt/krb-hpc &amp;&amp; sudo tar -xzf krb-hpc-2.3.0.tar.gz -C /opt/krb-hpc</w:t>
       </w:r>
       <w:r>
         <w:t xml:space="preserve">.</w:t>
@@ -5692,7 +5692,7 @@
         <w:rPr>
           <w:rStyle w:val="CodeChar"/>
         </w:rPr>
-        <w:t xml:space="preserve">dist/krbhpc_shared_home-2.2.0-py3-none-any.whl</w:t>
+        <w:t xml:space="preserve">dist/krbhpc_shared_home-2.3.0-py3-none-any.whl</w:t>
       </w:r>
       <w:r>
         <w:t xml:space="preserve">).</w:t>
@@ -5735,12 +5735,14 @@
         <w:t xml:space="preserve">sudo python3 tests/test_daemon.py         # ends: all 10 daemon tests passed</w:t>
         <w:br/>
         <w:t xml:space="preserve">sudo python3 tests/test_hardening.py      # ends: all 9 hardening tests passed</w:t>
-      </w:r>
-    </w:p>
-    <w:p>
-      <w:pPr/>
-      <w:r>
-        <w:t xml:space="preserve">All 33 must pass. Compare with the recorded runs in </w:t>
+        <w:br/>
+        <w:t xml:space="preserve">sudo python3 tests/test_safety.py         # ends: all 12 safety tests passed</w:t>
+      </w:r>
+    </w:p>
+    <w:p>
+      <w:pPr/>
+      <w:r>
+        <w:t xml:space="preserve">All 45 must pass. Compare with the recorded runs in </w:t>
       </w:r>
       <w:r>
         <w:rPr>
@@ -5758,7 +5760,7 @@
         <w:t xml:space="preserve">tests/verify-shared-home.sh</w:t>
       </w:r>
       <w:r>
-        <w:t xml:space="preserve"> (28 checks) is not needed here: it builds its own MIT test KDC and requires MIT Kerberos built from source with the test KDB module (</w:t>
+        <w:t xml:space="preserve"> (38 checks) is not needed here: it builds its own MIT test KDC and requires MIT Kerberos built from source with the test KDB module (</w:t>
       </w:r>
       <w:r>
         <w:rPr>
@@ -6193,6 +6195,83 @@
         <w:t xml:space="preserve">watch_slurm      = true</w:t>
         <w:br/>
         <w:t xml:space="preserve">squeue           = /usr/bin/squeue</w:t>
+        <w:br/>
+        <w:t xml:space="preserve">min_uid          = 1000</w:t>
+        <w:br/>
+        <w:t xml:space="preserve">disable_file     = /etc/krb-hpc/disabled</w:t>
+        <w:br/>
+        <w:t xml:space="preserve">failure_cooldown = 60s</w:t>
+        <w:br/>
+        <w:t xml:space="preserve">ticket_checks    = enforce</w:t>
+      </w:r>
+    </w:p>
+    <w:p>
+      <w:pPr/>
+      <w:r>
+        <w:t xml:space="preserve">The last four lines are the 2.3.0 safety controls. </w:t>
+      </w:r>
+      <w:r>
+        <w:rPr>
+          <w:rStyle w:val="CodeChar"/>
+        </w:rPr>
+        <w:t xml:space="preserve">min_uid</w:t>
+      </w:r>
+      <w:r>
+        <w:t xml:space="preserve"> refuses root and system accounts (leave the line out to use </w:t>
+      </w:r>
+      <w:r>
+        <w:rPr>
+          <w:rStyle w:val="CodeChar"/>
+        </w:rPr>
+        <w:t xml:space="preserve">UID_MIN</w:t>
+      </w:r>
+      <w:r>
+        <w:t xml:space="preserve"> from </w:t>
+      </w:r>
+      <w:r>
+        <w:rPr>
+          <w:rStyle w:val="CodeChar"/>
+        </w:rPr>
+        <w:t xml:space="preserve">/etc/login.defs</w:t>
+      </w:r>
+      <w:r>
+        <w:t xml:space="preserve">; the test users are 21001 and up). </w:t>
+      </w:r>
+      <w:r>
+        <w:rPr>
+          <w:rStyle w:val="CodeChar"/>
+        </w:rPr>
+        <w:t xml:space="preserve">disable_file</w:t>
+      </w:r>
+      <w:r>
+        <w:t xml:space="preserve"> is the kill switch: while that file exists nothing is minted or installed (section 13). </w:t>
+      </w:r>
+      <w:r>
+        <w:rPr>
+          <w:rStyle w:val="CodeChar"/>
+        </w:rPr>
+        <w:t xml:space="preserve">failure_cooldown</w:t>
+      </w:r>
+      <w:r>
+        <w:t xml:space="preserve"> stops a refused user from hammering the DC. </w:t>
+      </w:r>
+      <w:r>
+        <w:rPr>
+          <w:rStyle w:val="CodeChar"/>
+        </w:rPr>
+        <w:t xml:space="preserve">ticket_checks = enforce</w:t>
+      </w:r>
+      <w:r>
+        <w:t xml:space="preserve"> checks every minted cache before it is used (right user, every service, no TGT, AES session key); set </w:t>
+      </w:r>
+      <w:r>
+        <w:rPr>
+          <w:rStyle w:val="CodeChar"/>
+        </w:rPr>
+        <w:t xml:space="preserve">warn</w:t>
+      </w:r>
+      <w:r>
+        <w:t xml:space="preserve"> only while sorting out uidmap name formats.</w:t>
       </w:r>
     </w:p>
     <w:p>
@@ -6285,6 +6364,39 @@
       </w:r>
     </w:p>
     <w:p>
+      <w:pPr/>
+      <w:r>
+        <w:t xml:space="preserve">Since 2.3.0 the daemon checks that the minted tickets name the uidmap principal or the Linux user. With SSSD the Linux names equal the AD </w:t>
+      </w:r>
+      <w:r>
+        <w:rPr>
+          <w:rStyle w:val="CodeChar"/>
+        </w:rPr>
+        <w:t xml:space="preserve">sAMAccountName</w:t>
+      </w:r>
+      <w:r>
+        <w:t xml:space="preserve">s, so </w:t>
+      </w:r>
+      <w:r>
+        <w:rPr>
+          <w:rStyle w:val="CodeChar"/>
+        </w:rPr>
+        <w:t xml:space="preserve">enroll_user.sh jdoe</w:t>
+      </w:r>
+      <w:r>
+        <w:t xml:space="preserve"> is all you need. Enroll a user from another AD domain fully qualified, for example </w:t>
+      </w:r>
+      <w:r>
+        <w:rPr>
+          <w:rStyle w:val="CodeChar"/>
+        </w:rPr>
+        <w:t xml:space="preserve">enroll_user.sh jdoe jdoe@EAST.TEST.LAB</w:t>
+      </w:r>
+      <w:r>
+        <w:t xml:space="preserve">.</w:t>
+      </w:r>
+    </w:p>
+    <w:p>
       <w:pPr>
         <w:pStyle w:val="Heading3"/>
       </w:pPr>
@@ -6371,18 +6483,20 @@
         <w:br/>
         <w:t xml:space="preserve"># PASS  MIT Kerberos version: 1.21.1</w:t>
         <w:br/>
-        <w:t xml:space="preserve"># PASS  uid map /etc/krb-hpc/uidmap.conf: 3 enrolled</w:t>
+        <w:t xml:space="preserve"># PASS  kill switch: off (/etc/krb-hpc/disabled absent)</w:t>
+        <w:br/>
+        <w:t xml:space="preserve"># PASS  uid map /etc/krb-hpc/uidmap.conf: 3 enrolled; min_uid 1000</w:t>
         <w:br/>
         <w:t xml:space="preserve"># PASS  broker TGT from keytab: hpc-broker/hpclogin01.test.lab, expires ...</w:t>
         <w:br/>
         <w:t xml:space="preserve"># PASS  squeue (/usr/bin/squeue): 0 user(s) with jobs</w:t>
         <w:br/>
-        <w:t xml:space="preserve"># PASS  constrained delegation for jdoe: jdoe -&gt; HTTP/svc01.test.lab@TEST.LAB; expires ... (not installed)</w:t>
+        <w:t xml:space="preserve"># PASS  constrained delegation for jdoe: jdoe -&gt; HTTP/svc01.test.lab@TEST.LAB; validated; expires ... (not installed)</w:t>
         <w:br/>
         <w:t xml:space="preserve"># all checks passed</w:t>
         <w:br/>
         <w:br/>
-        <w:t xml:space="preserve">sudo krb-credd --check --user ptest     # expected: FAIL  constrained delegation for ptest: ...</w:t>
+        <w:t xml:space="preserve">sudo krb-credd --check --user ptest     # expected: FAIL  constrained delegation for ptest: ... [not_delegable]</w:t>
         <w:br/>
         <w:br/>
         <w:t xml:space="preserve">sudo systemctl enable --now krb-credd</w:t>
@@ -6989,7 +7103,7 @@
     <w:p>
       <w:pPr/>
       <w:r>
-        <w:t xml:space="preserve">The deployment passes when all 10 tests below give the expected result. Tests 1 to 4 prove it works; 5 to 8 prove it refuses what it should; 9 and 10 prove it keeps working unattended.</w:t>
+        <w:t xml:space="preserve">The deployment passes when all 12 tests below give the expected result. Tests 1 to 4 prove it works; 5 to 8 prove it refuses what it should; 9 and 10 prove it keeps working unattended; 11 and 12 check the 2.3.0 safety controls.</w:t>
       </w:r>
     </w:p>
     <w:p>
@@ -7534,9 +7648,94 @@
       </w:r>
     </w:p>
     <w:p>
-      <w:pPr/>
-      <w:r>
-        <w:t xml:space="preserve">Record the results (pass or fail, with the date) for each of the 10 tests; that record is your acceptance evidence for the test environment.</w:t>
+      <w:pPr>
+        <w:pStyle w:val="Heading3"/>
+      </w:pPr>
+      <w:r>
+        <w:t xml:space="preserve">Tests of the safety controls (2.3.0)</w:t>
+      </w:r>
+    </w:p>
+    <w:p>
+      <w:pPr/>
+      <w:r>
+        <w:rPr>
+          <w:b/>
+        </w:rPr>
+        <w:t xml:space="preserve">11. Users can see their own status.</w:t>
+      </w:r>
+    </w:p>
+    <w:p>
+      <w:pPr>
+        <w:pStyle w:val="Code"/>
+      </w:pPr>
+      <w:bookmarkStart w:id="59" w:name="bongo_lang_bash_59"/>
+      <w:bookmarkEnd w:id="59"/>
+      <w:r>
+        <w:t xml:space="preserve">krb-get --status                                 # as jdoe</w:t>
+        <w:br/>
+        <w:t xml:space="preserve"># enrolled:        True</w:t>
+        <w:br/>
+        <w:t xml:space="preserve"># tickets expire:  2026-10-11 07:02 (in 9h41m)</w:t>
+        <w:br/>
+        <w:t xml:space="preserve">ssh ptest@hpclogin01.test.lab 'krb-get --status'</w:t>
+        <w:br/>
+        <w:t xml:space="preserve"># enrolled:        True</w:t>
+        <w:br/>
+        <w:t xml:space="preserve"># tickets expire:  -</w:t>
+        <w:br/>
+        <w:t xml:space="preserve"># last error:      your account cannot be delegated to the HPC services; contact the HPC admins (at ...)</w:t>
+      </w:r>
+    </w:p>
+    <w:p>
+      <w:pPr/>
+      <w:r>
+        <w:rPr>
+          <w:b/>
+        </w:rPr>
+        <w:t xml:space="preserve">12. The kill switch stops issuance at once.</w:t>
+      </w:r>
+    </w:p>
+    <w:p>
+      <w:pPr>
+        <w:pStyle w:val="Code"/>
+      </w:pPr>
+      <w:bookmarkStart w:id="60" w:name="bongo_lang_bash_60"/>
+      <w:bookmarkEnd w:id="60"/>
+      <w:r>
+        <w:t xml:space="preserve">sudo touch /etc/krb-hpc/disabled</w:t>
+        <w:br/>
+        <w:t xml:space="preserve">krb-get; echo "exit $?"                         # as jdoe</w:t>
+        <w:br/>
+        <w:t xml:space="preserve"># krb-get: krb-credd is disabled by the HPC administrators</w:t>
+        <w:br/>
+        <w:t xml:space="preserve"># exit 1</w:t>
+        <w:br/>
+        <w:t xml:space="preserve">sudo krb-credd --check | grep 'kill switch'      # FAIL  kill switch: /etc/krb-hpc/disabled exists ...</w:t>
+        <w:br/>
+        <w:t xml:space="preserve">sudo rm /etc/krb-hpc/disabled</w:t>
+        <w:br/>
+        <w:t xml:space="preserve">eval "$(krb-get)" &amp;&amp; klist | head -2             # service resumes</w:t>
+      </w:r>
+    </w:p>
+    <w:p>
+      <w:pPr/>
+      <w:r>
+        <w:t xml:space="preserve">Within one refresh interval (5 minutes) of creating the file, </w:t>
+      </w:r>
+      <w:r>
+        <w:rPr>
+          <w:rStyle w:val="CodeChar"/>
+        </w:rPr>
+        <w:t xml:space="preserve">journalctl -u krb-credd</w:t>
+      </w:r>
+      <w:r>
+        <w:t xml:space="preserve"> shows "skipping refresh": background minting pauses too.</w:t>
+      </w:r>
+    </w:p>
+    <w:p>
+      <w:pPr/>
+      <w:r>
+        <w:t xml:space="preserve">Record the results (pass or fail, with the date) for each of the 12 tests; that record is your acceptance evidence for the test environment.</w:t>
       </w:r>
     </w:p>
     <w:p>
@@ -8059,6 +8258,111 @@
           </w:p>
         </w:tc>
       </w:tr>
+      <w:tr>
+        <w:tc>
+          <w:tcPr>
+            <w:tcW w:w="3120" w:type="dxa"/>
+          </w:tcPr>
+          <w:p>
+            <w:pPr/>
+            <w:r>
+              <w:t xml:space="preserve">Stop all issuance now (kill switch)</w:t>
+            </w:r>
+          </w:p>
+        </w:tc>
+        <w:tc>
+          <w:tcPr>
+            <w:tcW w:w="3120" w:type="dxa"/>
+          </w:tcPr>
+          <w:p>
+            <w:pPr/>
+            <w:r>
+              <w:t xml:space="preserve">sudo touch /etc/krb-hpc/disabled; resume with sudo rm /etc/krb-hpc/disabled</w:t>
+            </w:r>
+          </w:p>
+        </w:tc>
+        <w:tc>
+          <w:tcPr>
+            <w:tcW w:w="3120" w:type="dxa"/>
+          </w:tcPr>
+          <w:p>
+            <w:pPr/>
+            <w:r>
+              <w:t xml:space="preserve">Immediate, no restart: krb-get is refused and background refresh pauses. Issued tickets stay valid until they expire</w:t>
+            </w:r>
+          </w:p>
+        </w:tc>
+      </w:tr>
+      <w:tr>
+        <w:tc>
+          <w:tcPr>
+            <w:tcW w:w="3120" w:type="dxa"/>
+          </w:tcPr>
+          <w:p>
+            <w:pPr/>
+            <w:r>
+              <w:t xml:space="preserve">Answer "why don't I have tickets?"</w:t>
+            </w:r>
+          </w:p>
+        </w:tc>
+        <w:tc>
+          <w:tcPr>
+            <w:tcW w:w="3120" w:type="dxa"/>
+          </w:tcPr>
+          <w:p>
+            <w:pPr/>
+            <w:r>
+              <w:t xml:space="preserve">Ask the user to run krb-get --status</w:t>
+            </w:r>
+          </w:p>
+        </w:tc>
+        <w:tc>
+          <w:tcPr>
+            <w:tcW w:w="3120" w:type="dxa"/>
+          </w:tcPr>
+          <w:p>
+            <w:pPr/>
+            <w:r>
+              <w:t xml:space="preserve">Shows enrollment, expiry, next retry and the last error; it never mints or contacts AD</w:t>
+            </w:r>
+          </w:p>
+        </w:tc>
+      </w:tr>
+      <w:tr>
+        <w:tc>
+          <w:tcPr>
+            <w:tcW w:w="3120" w:type="dxa"/>
+          </w:tcPr>
+          <w:p>
+            <w:pPr/>
+            <w:r>
+              <w:t xml:space="preserve">Relax the name checks temporarily</w:t>
+            </w:r>
+          </w:p>
+        </w:tc>
+        <w:tc>
+          <w:tcPr>
+            <w:tcW w:w="3120" w:type="dxa"/>
+          </w:tcPr>
+          <w:p>
+            <w:pPr/>
+            <w:r>
+              <w:t xml:space="preserve">ticket_checks = warn in credd.conf, then sudo systemctl restart krb-credd</w:t>
+            </w:r>
+          </w:p>
+        </w:tc>
+        <w:tc>
+          <w:tcPr>
+            <w:tcW w:w="3120" w:type="dxa"/>
+          </w:tcPr>
+          <w:p>
+            <w:pPr/>
+            <w:r>
+              <w:t xml:space="preserve">Only while fixing uidmap name formats. The TGT, client, session-key and lifetime checks still apply</w:t>
+            </w:r>
+          </w:p>
+        </w:tc>
+      </w:tr>
     </w:tbl>
     <w:p>
       <w:pPr/>
@@ -9347,6 +9651,181 @@
           </w:p>
         </w:tc>
       </w:tr>
+      <w:tr>
+        <w:tc>
+          <w:tcPr>
+            <w:tcW w:w="3120" w:type="dxa"/>
+          </w:tcPr>
+          <w:p>
+            <w:pPr/>
+            <w:r>
+              <w:t xml:space="preserve">krb-get: krb-credd is disabled by the HPC administrators</w:t>
+            </w:r>
+          </w:p>
+        </w:tc>
+        <w:tc>
+          <w:tcPr>
+            <w:tcW w:w="3120" w:type="dxa"/>
+          </w:tcPr>
+          <w:p>
+            <w:pPr/>
+            <w:r>
+              <w:t xml:space="preserve">the kill-switch file exists</w:t>
+            </w:r>
+          </w:p>
+        </w:tc>
+        <w:tc>
+          <w:tcPr>
+            <w:tcW w:w="3120" w:type="dxa"/>
+          </w:tcPr>
+          <w:p>
+            <w:pPr/>
+            <w:r>
+              <w:t xml:space="preserve">sudo rm /etc/krb-hpc/disabled (no restart needed)</w:t>
+            </w:r>
+          </w:p>
+        </w:tc>
+      </w:tr>
+      <w:tr>
+        <w:tc>
+          <w:tcPr>
+            <w:tcW w:w="3120" w:type="dxa"/>
+          </w:tcPr>
+          <w:p>
+            <w:pPr/>
+            <w:r>
+              <w:t xml:space="preserve">krb-get: uid N is a system account (below min_uid ...); or --check: FAIL uid map ... below min_uid</w:t>
+            </w:r>
+          </w:p>
+        </w:tc>
+        <w:tc>
+          <w:tcPr>
+            <w:tcW w:w="3120" w:type="dxa"/>
+          </w:tcPr>
+          <w:p>
+            <w:pPr/>
+            <w:r>
+              <w:t xml:space="preserve">the user's UID is below min_uid (default UID_MIN, 1000)</w:t>
+            </w:r>
+          </w:p>
+        </w:tc>
+        <w:tc>
+          <w:tcPr>
+            <w:tcW w:w="3120" w:type="dxa"/>
+          </w:tcPr>
+          <w:p>
+            <w:pPr/>
+            <w:r>
+              <w:t xml:space="preserve">give HPC users UIDs of 1000 or more (uidNumber in AD), or lower min_uid in credd.conf</w:t>
+            </w:r>
+          </w:p>
+        </w:tc>
+      </w:tr>
+      <w:tr>
+        <w:tc>
+          <w:tcPr>
+            <w:tcW w:w="3120" w:type="dxa"/>
+          </w:tcPr>
+          <w:p>
+            <w:pPr/>
+            <w:r>
+              <w:t xml:space="preserve">log or --check: [bad_ticket]: tickets are for X, expected Y</w:t>
+            </w:r>
+          </w:p>
+        </w:tc>
+        <w:tc>
+          <w:tcPr>
+            <w:tcW w:w="3120" w:type="dxa"/>
+          </w:tcPr>
+          <w:p>
+            <w:pPr/>
+            <w:r>
+              <w:t xml:space="preserve">uidmap names an account AD doesn't put in the tickets: a UPN for a user whose Linux name differs from the sAMAccountName, or a user of another domain written bare</w:t>
+            </w:r>
+          </w:p>
+        </w:tc>
+        <w:tc>
+          <w:tcPr>
+            <w:tcW w:w="3120" w:type="dxa"/>
+          </w:tcPr>
+          <w:p>
+            <w:pPr/>
+            <w:r>
+              <w:t xml:space="preserve">enroll with the sAMAccountName, or name@OTHER.REALM; ticket_checks = warn while you fix it</w:t>
+            </w:r>
+          </w:p>
+        </w:tc>
+      </w:tr>
+      <w:tr>
+        <w:tc>
+          <w:tcPr>
+            <w:tcW w:w="3120" w:type="dxa"/>
+          </w:tcPr>
+          <w:p>
+            <w:pPr/>
+            <w:r>
+              <w:t xml:space="preserve">log warning: ticket for HTTP/svc01... is encrypted with DEPRECATED:arcfour-hmac</w:t>
+            </w:r>
+          </w:p>
+        </w:tc>
+        <w:tc>
+          <w:tcPr>
+            <w:tcW w:w="3120" w:type="dxa"/>
+          </w:tcPr>
+          <w:p>
+            <w:pPr/>
+            <w:r>
+              <w:t xml:space="preserve">the service account (svc-web) does not offer AES; users still get service</w:t>
+            </w:r>
+          </w:p>
+        </w:tc>
+        <w:tc>
+          <w:tcPr>
+            <w:tcW w:w="3120" w:type="dxa"/>
+          </w:tcPr>
+          <w:p>
+            <w:pPr/>
+            <w:r>
+              <w:t xml:space="preserve">Set-ADUser svc-web -KerberosEncryptionType AES256, then rerun its ktpass (5.5) and reinstall the keytab on svc01</w:t>
+            </w:r>
+          </w:p>
+        </w:tc>
+      </w:tr>
+      <w:tr>
+        <w:tc>
+          <w:tcPr>
+            <w:tcW w:w="3120" w:type="dxa"/>
+          </w:tcPr>
+          <w:p>
+            <w:pPr/>
+            <w:r>
+              <w:t xml:space="preserve">log or --check: [bad_ticket] ... session key uses arcfour-hmac</w:t>
+            </w:r>
+          </w:p>
+        </w:tc>
+        <w:tc>
+          <w:tcPr>
+            <w:tcW w:w="3120" w:type="dxa"/>
+          </w:tcPr>
+          <w:p>
+            <w:pPr/>
+            <w:r>
+              <w:t xml:space="preserve">an account or the domain still negotiates RC4 session keys</w:t>
+            </w:r>
+          </w:p>
+        </w:tc>
+        <w:tc>
+          <w:tcPr>
+            <w:tcW w:w="3120" w:type="dxa"/>
+          </w:tcPr>
+          <w:p>
+            <w:pPr/>
+            <w:r>
+              <w:t xml:space="preserve">enable AES on the user and service accounts (5.1, 5.3); check permitted_enctypes in krb5.conf</w:t>
+            </w:r>
+          </w:p>
+        </w:tc>
+      </w:tr>
     </w:tbl>
     <w:p>
       <w:pPr>
@@ -9380,8 +9859,8 @@
       <w:pPr>
         <w:pStyle w:val="Code"/>
       </w:pPr>
-      <w:bookmarkStart w:id="59" w:name="bongo_lang_bash_59"/>
-      <w:bookmarkEnd w:id="59"/>
+      <w:bookmarkStart w:id="61" w:name="bongo_lang_bash_61"/>
+      <w:bookmarkEnd w:id="61"/>
       <w:r>
         <w:t xml:space="preserve"># hpclogin01</w:t>
         <w:br/>
@@ -9787,13 +10266,13 @@
         </w:numPr>
       </w:pPr>
       <w:r>
-        <w:t xml:space="preserve">☐ Source at </w:t>
-      </w:r>
-      <w:r>
-        <w:rPr>
-          <w:rStyle w:val="CodeChar"/>
-        </w:rPr>
-        <w:t xml:space="preserve">b129a13</w:t>
+        <w:t xml:space="preserve">☐ Source </w:t>
+      </w:r>
+      <w:r>
+        <w:rPr>
+          <w:rStyle w:val="CodeChar"/>
+        </w:rPr>
+        <w:t xml:space="preserve">(version 2.3.0)</w:t>
       </w:r>
       <w:r>
         <w:t xml:space="preserve"> in </w:t>
@@ -9805,7 +10284,7 @@
         <w:t xml:space="preserve">/opt/krb-hpc</w:t>
       </w:r>
       <w:r>
-        <w:t xml:space="preserve">, root-owned; 33 unit tests pass; programs installed (8)</w:t>
+        <w:t xml:space="preserve">, root-owned; 45 unit tests pass; programs installed (8)</w:t>
       </w:r>
     </w:p>
     <w:p>
@@ -9928,7 +10407,28 @@
         </w:numPr>
       </w:pPr>
       <w:r>
-        <w:t xml:space="preserve">☐ All 10 verification tests give the expected result (12)</w:t>
+        <w:t xml:space="preserve">☐ All 12 verification tests give the expected result (12)</w:t>
+      </w:r>
+    </w:p>
+    <w:p>
+      <w:pPr>
+        <w:pStyle w:val="ListParagraph"/>
+        <w:numPr>
+          <w:ilvl w:val="0"/>
+          <w:numId w:val="5"/>
+        </w:numPr>
+      </w:pPr>
+      <w:r>
+        <w:t xml:space="preserve">☐ Kill switch tested (on, then off) and </w:t>
+      </w:r>
+      <w:r>
+        <w:rPr>
+          <w:rStyle w:val="CodeChar"/>
+        </w:rPr>
+        <w:t xml:space="preserve">krb-get --status</w:t>
+      </w:r>
+      <w:r>
+        <w:t xml:space="preserve"> checked for an enrolled and a refused user (12, tests 11 and 12)</w:t>
       </w:r>
     </w:p>
     <w:sectPr>

--- a/docs/hpc-test-lab-setup-runbook.docx
+++ b/docs/hpc-test-lab-setup-runbook.docx
@@ -7111,19 +7111,58 @@
         <w:pStyle w:val="Heading3"/>
       </w:pPr>
       <w:r>
-        <w:t xml:space="preserve">Tests that must succeed</w:t>
-      </w:r>
-    </w:p>
-    <w:p>
-      <w:pPr/>
-      <w:r>
-        <w:rPr>
-          <w:b/>
-        </w:rPr>
-        <w:t xml:space="preserve">1. Login gives the user tickets.</w:t>
-      </w:r>
-      <w:r>
-        <w:t xml:space="preserve"> From your workstation:</w:t>
+        <w:t xml:space="preserve">Automated acceptance test against your AD</w:t>
+      </w:r>
+    </w:p>
+    <w:p>
+      <w:pPr/>
+      <w:r>
+        <w:t xml:space="preserve">Run this first: </w:t>
+      </w:r>
+      <w:r>
+        <w:rPr>
+          <w:rStyle w:val="CodeChar"/>
+        </w:rPr>
+        <w:t xml:space="preserve">tests/verify-ad.sh</w:t>
+      </w:r>
+      <w:r>
+        <w:t xml:space="preserve"> automates the checks that only your real Active Directory can answer, and saves a PASS/FAIL report to </w:t>
+      </w:r>
+      <w:r>
+        <w:rPr>
+          <w:rStyle w:val="CodeChar"/>
+        </w:rPr>
+        <w:t xml:space="preserve">/var/tmp/krb-hpc-ad-test-&lt;timestamp&gt;.txt</w:t>
+      </w:r>
+      <w:r>
+        <w:t xml:space="preserve">. It is non-destructive: it reads </w:t>
+      </w:r>
+      <w:r>
+        <w:rPr>
+          <w:rStyle w:val="CodeChar"/>
+        </w:rPr>
+        <w:t xml:space="preserve">credd.conf</w:t>
+      </w:r>
+      <w:r>
+        <w:t xml:space="preserve">, works in a private temporary directory, and changes nothing in AD, </w:t>
+      </w:r>
+      <w:r>
+        <w:rPr>
+          <w:rStyle w:val="CodeChar"/>
+        </w:rPr>
+        <w:t xml:space="preserve">uidmap.conf</w:t>
+      </w:r>
+      <w:r>
+        <w:t xml:space="preserve"> or anyone's home (</w:t>
+      </w:r>
+      <w:r>
+        <w:rPr>
+          <w:rStyle w:val="CodeChar"/>
+        </w:rPr>
+        <w:t xml:space="preserve">--kill-switch</w:t>
+      </w:r>
+      <w:r>
+        <w:t xml:space="preserve"> stops issuance for a few seconds).</w:t>
       </w:r>
     </w:p>
     <w:p>
@@ -7133,31 +7172,61 @@
       <w:bookmarkStart w:id="49" w:name="bongo_lang_bash_49"/>
       <w:bookmarkEnd w:id="49"/>
       <w:r>
-        <w:t xml:space="preserve">ssh jdoe@hpclogin01.test.lab</w:t>
-        <w:br/>
-        <w:t xml:space="preserve">echo $KRB5CCNAME          # FILE:/home/jdoe/.krb5/krb5cc_hpc  (set by /etc/profile.d/krb-hpc.sh)</w:t>
-        <w:br/>
-        <w:t xml:space="preserve">klist</w:t>
-        <w:br/>
-        <w:t xml:space="preserve"># Ticket cache: FILE:/home/jdoe/.krb5/krb5cc_hpc</w:t>
-        <w:br/>
-        <w:t xml:space="preserve"># Default principal: jdoe@TEST.LAB</w:t>
-        <w:br/>
-        <w:t xml:space="preserve">#   ... HTTP/svc01.test.lab@TEST.LAB</w:t>
-        <w:br/>
-        <w:t xml:space="preserve">ls -la ~/.krb5            # drwx------ jdoe jdoe, and krb5cc_hpc is -rw------- jdoe jdoe</w:t>
-      </w:r>
-    </w:p>
-    <w:p>
-      <w:pPr/>
-      <w:r>
-        <w:t xml:space="preserve">There must be </w:t>
-      </w:r>
+        <w:t xml:space="preserve">cd /opt/krb-hpc</w:t>
+        <w:br/>
+        <w:t xml:space="preserve">sudo tests/verify-ad.sh --user jdoe --user asmith --refused ptest \</w:t>
+        <w:br/>
+        <w:t xml:space="preserve">     --url http://svc01.test.lab/whoami/ --kill-switch</w:t>
+        <w:br/>
+        <w:t xml:space="preserve"># optional: --upn jdoe=jdoe@test.lab   (check how AD names a user looked up by UPN)</w:t>
+      </w:r>
+    </w:p>
+    <w:p>
+      <w:pPr/>
+      <w:r>
+        <w:t xml:space="preserve">What it checks, in order:</w:t>
+      </w:r>
+    </w:p>
+    <w:p>
+      <w:pPr>
+        <w:pStyle w:val="ListParagraph"/>
+        <w:numPr>
+          <w:ilvl w:val="0"/>
+          <w:numId w:val="5"/>
+        </w:numPr>
+      </w:pPr>
       <w:r>
         <w:rPr>
           <w:b/>
         </w:rPr>
-        <w:t xml:space="preserve">no</w:t>
+        <w:t xml:space="preserve">This node:</w:t>
+      </w:r>
+      <w:r>
+        <w:t xml:space="preserve"> MIT 1.19+, the KDC reachable on port 88, the keytab root 0600 with an AES256 key for the broker (and its key version, to compare with </w:t>
+      </w:r>
+      <w:r>
+        <w:rPr>
+          <w:rStyle w:val="CodeChar"/>
+        </w:rPr>
+        <w:t xml:space="preserve">msDS-KeyVersionNumber</w:t>
+      </w:r>
+      <w:r>
+        <w:t xml:space="preserve">).</w:t>
+      </w:r>
+    </w:p>
+    <w:p>
+      <w:pPr>
+        <w:pStyle w:val="ListParagraph"/>
+        <w:numPr>
+          <w:ilvl w:val="0"/>
+          <w:numId w:val="5"/>
+        </w:numPr>
+      </w:pPr>
+      <w:r>
+        <w:rPr>
+          <w:b/>
+        </w:rPr>
+        <w:t xml:space="preserve">The broker's login:</w:t>
       </w:r>
       <w:r>
         <w:t xml:space="preserve"> </w:t>
@@ -7166,79 +7235,196 @@
         <w:rPr>
           <w:rStyle w:val="CodeChar"/>
         </w:rPr>
-        <w:t xml:space="preserve">krbtgt/TEST.LAB</w:t>
-      </w:r>
-      <w:r>
-        <w:t xml:space="preserve"> line: users get only service tickets to the allow-listed backends. To fetch again by hand at any time: </w:t>
-      </w:r>
-      <w:r>
-        <w:rPr>
-          <w:rStyle w:val="CodeChar"/>
-        </w:rPr>
-        <w:t xml:space="preserve">eval "$(krb-get)"</w:t>
-      </w:r>
-      <w:r>
-        <w:t xml:space="preserve">.</w:t>
-      </w:r>
-    </w:p>
-    <w:p>
-      <w:pPr/>
-      <w:r>
-        <w:t xml:space="preserve">Log in with </w:t>
-      </w:r>
-      <w:r>
-        <w:rPr>
-          <w:rStyle w:val="CodeChar"/>
-        </w:rPr>
-        <w:t xml:space="preserve">jdoe</w:t>
-      </w:r>
-      <w:r>
-        <w:t xml:space="preserve">'s AD password. Because the node is joined to AD, SSSD also obtains a login TGT in </w:t>
-      </w:r>
-      <w:r>
-        <w:rPr>
-          <w:rStyle w:val="CodeChar"/>
-        </w:rPr>
-        <w:t xml:space="preserve">/tmp/krb5cc_21001_*</w:t>
-      </w:r>
-      <w:r>
-        <w:t xml:space="preserve">; that cache stays on the login node and is not what jobs use. Check with </w:t>
-      </w:r>
-      <w:r>
-        <w:rPr>
-          <w:rStyle w:val="CodeChar"/>
-        </w:rPr>
-        <w:t xml:space="preserve">klist -l</w:t>
-      </w:r>
-      <w:r>
-        <w:t xml:space="preserve">: the </w:t>
-      </w:r>
-      <w:r>
-        <w:rPr>
-          <w:rStyle w:val="CodeChar"/>
-        </w:rPr>
-        <w:t xml:space="preserve">krb-credd</w:t>
-      </w:r>
-      <w:r>
-        <w:t xml:space="preserve"> cache (the one </w:t>
-      </w:r>
-      <w:r>
-        <w:rPr>
-          <w:rStyle w:val="CodeChar"/>
-        </w:rPr>
-        <w:t xml:space="preserve">KRB5CCNAME</w:t>
-      </w:r>
-      <w:r>
-        <w:t xml:space="preserve"> points at) holds only service tickets.</w:t>
-      </w:r>
-    </w:p>
-    <w:p>
-      <w:pPr/>
+        <w:t xml:space="preserve">kinit -k</w:t>
+      </w:r>
+      <w:r>
+        <w:t xml:space="preserve"> works, and the TGT is forwardable, renewable and AES.</w:t>
+      </w:r>
+    </w:p>
+    <w:p>
+      <w:pPr>
+        <w:pStyle w:val="ListParagraph"/>
+        <w:numPr>
+          <w:ilvl w:val="0"/>
+          <w:numId w:val="5"/>
+        </w:numPr>
+      </w:pPr>
       <w:r>
         <w:rPr>
           <w:b/>
         </w:rPr>
-        <w:t xml:space="preserve">2. The login node can use the service.</w:t>
+        <w:t xml:space="preserve">Delegation per user:</w:t>
+      </w:r>
+      <w:r>
+        <w:t xml:space="preserve"> a real S4U mint with both </w:t>
+      </w:r>
+      <w:r>
+        <w:rPr>
+          <w:rStyle w:val="CodeChar"/>
+        </w:rPr>
+        <w:t xml:space="preserve">kvno -U</w:t>
+      </w:r>
+      <w:r>
+        <w:t xml:space="preserve"> and </w:t>
+      </w:r>
+      <w:r>
+        <w:rPr>
+          <w:rStyle w:val="CodeChar"/>
+        </w:rPr>
+        <w:t xml:space="preserve">-I</w:t>
+      </w:r>
+      <w:r>
+        <w:t xml:space="preserve">. It reports the exact name AD puts in the tickets, each ticket's encryption types and lifetime, and whether the daemon's 2.3.0 checks accept the result.</w:t>
+      </w:r>
+    </w:p>
+    <w:p>
+      <w:pPr>
+        <w:pStyle w:val="ListParagraph"/>
+        <w:numPr>
+          <w:ilvl w:val="0"/>
+          <w:numId w:val="5"/>
+        </w:numPr>
+      </w:pPr>
+      <w:r>
+        <w:rPr>
+          <w:b/>
+        </w:rPr>
+        <w:t xml:space="preserve">Refusals:</w:t>
+      </w:r>
+      <w:r>
+        <w:t xml:space="preserve"> the Protected Users account is refused, and an SPN not in </w:t>
+      </w:r>
+      <w:r>
+        <w:rPr>
+          <w:rStyle w:val="CodeChar"/>
+        </w:rPr>
+        <w:t xml:space="preserve">msDS-AllowedToDelegateTo</w:t>
+      </w:r>
+      <w:r>
+        <w:t xml:space="preserve"> (by default </w:t>
+      </w:r>
+      <w:r>
+        <w:rPr>
+          <w:rStyle w:val="CodeChar"/>
+        </w:rPr>
+        <w:t xml:space="preserve">host/&lt;your DC&gt;</w:t>
+      </w:r>
+      <w:r>
+        <w:t xml:space="preserve">) is refused.</w:t>
+      </w:r>
+    </w:p>
+    <w:p>
+      <w:pPr>
+        <w:pStyle w:val="ListParagraph"/>
+        <w:numPr>
+          <w:ilvl w:val="0"/>
+          <w:numId w:val="5"/>
+        </w:numPr>
+      </w:pPr>
+      <w:r>
+        <w:rPr>
+          <w:rStyle w:val="CodeChar"/>
+          <w:b/>
+        </w:rPr>
+        <w:t xml:space="preserve">krb-credd --check</w:t>
+      </w:r>
+      <w:r>
+        <w:t xml:space="preserve"> for a good and a refused user.</w:t>
+      </w:r>
+    </w:p>
+    <w:p>
+      <w:pPr>
+        <w:pStyle w:val="ListParagraph"/>
+        <w:numPr>
+          <w:ilvl w:val="0"/>
+          <w:numId w:val="5"/>
+        </w:numPr>
+      </w:pPr>
+      <w:r>
+        <w:rPr>
+          <w:b/>
+        </w:rPr>
+        <w:t xml:space="preserve">End to end through the running daemon:</w:t>
+      </w:r>
+      <w:r>
+        <w:t xml:space="preserve"> </w:t>
+      </w:r>
+      <w:r>
+        <w:rPr>
+          <w:rStyle w:val="CodeChar"/>
+        </w:rPr>
+        <w:t xml:space="preserve">krb-get</w:t>
+      </w:r>
+      <w:r>
+        <w:t xml:space="preserve">, cache ownership and mode, no TGT, </w:t>
+      </w:r>
+      <w:r>
+        <w:rPr>
+          <w:rStyle w:val="CodeChar"/>
+        </w:rPr>
+        <w:t xml:space="preserve">krb-get --status</w:t>
+      </w:r>
+      <w:r>
+        <w:t xml:space="preserve">, the web service accepting the ticket, the refused user's message.</w:t>
+      </w:r>
+    </w:p>
+    <w:p>
+      <w:pPr>
+        <w:pStyle w:val="ListParagraph"/>
+        <w:numPr>
+          <w:ilvl w:val="0"/>
+          <w:numId w:val="5"/>
+        </w:numPr>
+      </w:pPr>
+      <w:r>
+        <w:rPr>
+          <w:b/>
+        </w:rPr>
+        <w:t xml:space="preserve">Kill switch</w:t>
+      </w:r>
+      <w:r>
+        <w:t xml:space="preserve"> (with </w:t>
+      </w:r>
+      <w:r>
+        <w:rPr>
+          <w:rStyle w:val="CodeChar"/>
+        </w:rPr>
+        <w:t xml:space="preserve">--kill-switch</w:t>
+      </w:r>
+      <w:r>
+        <w:t xml:space="preserve">): refuses at once, and service resumes.</w:t>
+      </w:r>
+    </w:p>
+    <w:p>
+      <w:pPr/>
+      <w:r>
+        <w:t xml:space="preserve">The script was dry-run against the MIT test KDC used by the repository's own tests (23 of 23 checks pass there). Your AD is the real test: send me the report if anything fails or warns.</w:t>
+      </w:r>
+    </w:p>
+    <w:p>
+      <w:pPr/>
+      <w:r>
+        <w:t xml:space="preserve">The numbered tests below explain each behaviour and can be run by hand.</w:t>
+      </w:r>
+    </w:p>
+    <w:p>
+      <w:pPr>
+        <w:pStyle w:val="Heading3"/>
+      </w:pPr>
+      <w:r>
+        <w:t xml:space="preserve">Tests that must succeed</w:t>
+      </w:r>
+    </w:p>
+    <w:p>
+      <w:pPr/>
+      <w:r>
+        <w:rPr>
+          <w:b/>
+        </w:rPr>
+        <w:t xml:space="preserve">1. Login gives the user tickets.</w:t>
+      </w:r>
+      <w:r>
+        <w:t xml:space="preserve"> From your workstation:</w:t>
       </w:r>
     </w:p>
     <w:p>
@@ -7248,16 +7434,112 @@
       <w:bookmarkStart w:id="50" w:name="bongo_lang_bash_50"/>
       <w:bookmarkEnd w:id="50"/>
       <w:r>
-        <w:t xml:space="preserve">curl -s --negotiate -u : http://svc01.test.lab/whoami/     # jdoe@TEST.LAB</w:t>
-      </w:r>
-    </w:p>
-    <w:p>
-      <w:pPr/>
+        <w:t xml:space="preserve">ssh jdoe@hpclogin01.test.lab</w:t>
+        <w:br/>
+        <w:t xml:space="preserve">echo $KRB5CCNAME          # FILE:/home/jdoe/.krb5/krb5cc_hpc  (set by /etc/profile.d/krb-hpc.sh)</w:t>
+        <w:br/>
+        <w:t xml:space="preserve">klist</w:t>
+        <w:br/>
+        <w:t xml:space="preserve"># Ticket cache: FILE:/home/jdoe/.krb5/krb5cc_hpc</w:t>
+        <w:br/>
+        <w:t xml:space="preserve"># Default principal: jdoe@TEST.LAB</w:t>
+        <w:br/>
+        <w:t xml:space="preserve">#   ... HTTP/svc01.test.lab@TEST.LAB</w:t>
+        <w:br/>
+        <w:t xml:space="preserve">ls -la ~/.krb5            # drwx------ jdoe jdoe, and krb5cc_hpc is -rw------- jdoe jdoe</w:t>
+      </w:r>
+    </w:p>
+    <w:p>
+      <w:pPr/>
+      <w:r>
+        <w:t xml:space="preserve">There must be </w:t>
+      </w:r>
       <w:r>
         <w:rPr>
           <w:b/>
         </w:rPr>
-        <w:t xml:space="preserve">3. Jobs on both compute nodes use the same ticket.</w:t>
+        <w:t xml:space="preserve">no</w:t>
+      </w:r>
+      <w:r>
+        <w:t xml:space="preserve"> </w:t>
+      </w:r>
+      <w:r>
+        <w:rPr>
+          <w:rStyle w:val="CodeChar"/>
+        </w:rPr>
+        <w:t xml:space="preserve">krbtgt/TEST.LAB</w:t>
+      </w:r>
+      <w:r>
+        <w:t xml:space="preserve"> line: users get only service tickets to the allow-listed backends. To fetch again by hand at any time: </w:t>
+      </w:r>
+      <w:r>
+        <w:rPr>
+          <w:rStyle w:val="CodeChar"/>
+        </w:rPr>
+        <w:t xml:space="preserve">eval "$(krb-get)"</w:t>
+      </w:r>
+      <w:r>
+        <w:t xml:space="preserve">.</w:t>
+      </w:r>
+    </w:p>
+    <w:p>
+      <w:pPr/>
+      <w:r>
+        <w:t xml:space="preserve">Log in with </w:t>
+      </w:r>
+      <w:r>
+        <w:rPr>
+          <w:rStyle w:val="CodeChar"/>
+        </w:rPr>
+        <w:t xml:space="preserve">jdoe</w:t>
+      </w:r>
+      <w:r>
+        <w:t xml:space="preserve">'s AD password. Because the node is joined to AD, SSSD also obtains a login TGT in </w:t>
+      </w:r>
+      <w:r>
+        <w:rPr>
+          <w:rStyle w:val="CodeChar"/>
+        </w:rPr>
+        <w:t xml:space="preserve">/tmp/krb5cc_21001_*</w:t>
+      </w:r>
+      <w:r>
+        <w:t xml:space="preserve">; that cache stays on the login node and is not what jobs use. Check with </w:t>
+      </w:r>
+      <w:r>
+        <w:rPr>
+          <w:rStyle w:val="CodeChar"/>
+        </w:rPr>
+        <w:t xml:space="preserve">klist -l</w:t>
+      </w:r>
+      <w:r>
+        <w:t xml:space="preserve">: the </w:t>
+      </w:r>
+      <w:r>
+        <w:rPr>
+          <w:rStyle w:val="CodeChar"/>
+        </w:rPr>
+        <w:t xml:space="preserve">krb-credd</w:t>
+      </w:r>
+      <w:r>
+        <w:t xml:space="preserve"> cache (the one </w:t>
+      </w:r>
+      <w:r>
+        <w:rPr>
+          <w:rStyle w:val="CodeChar"/>
+        </w:rPr>
+        <w:t xml:space="preserve">KRB5CCNAME</w:t>
+      </w:r>
+      <w:r>
+        <w:t xml:space="preserve"> points at) holds only service tickets.</w:t>
+      </w:r>
+    </w:p>
+    <w:p>
+      <w:pPr/>
+      <w:r>
+        <w:rPr>
+          <w:b/>
+        </w:rPr>
+        <w:t xml:space="preserve">2. The login node can use the service.</w:t>
       </w:r>
     </w:p>
     <w:p>
@@ -7267,15 +7549,7 @@
       <w:bookmarkStart w:id="51" w:name="bongo_lang_bash_51"/>
       <w:bookmarkEnd w:id="51"/>
       <w:r>
-        <w:t xml:space="preserve">srun -N2 bash -c 'echo "$(hostname -s): $KRB5CCNAME"; curl -s --negotiate -u : http://svc01.test.lab/whoami/'</w:t>
-        <w:br/>
-        <w:t xml:space="preserve"># cn01: FILE:/home/jdoe/.krb5/krb5cc_hpc</w:t>
-        <w:br/>
-        <w:t xml:space="preserve"># jdoe@TEST.LAB</w:t>
-        <w:br/>
-        <w:t xml:space="preserve"># cn02: FILE:/home/jdoe/.krb5/krb5cc_hpc</w:t>
-        <w:br/>
-        <w:t xml:space="preserve"># jdoe@TEST.LAB</w:t>
+        <w:t xml:space="preserve">curl -s --negotiate -u : http://svc01.test.lab/whoami/     # jdoe@TEST.LAB</w:t>
       </w:r>
     </w:p>
     <w:p>
@@ -7284,7 +7558,7 @@
         <w:rPr>
           <w:b/>
         </w:rPr>
-        <w:t xml:space="preserve">4. Batch jobs work, including with a clean environment.</w:t>
+        <w:t xml:space="preserve">3. Jobs on both compute nodes use the same ticket.</w:t>
       </w:r>
     </w:p>
     <w:p>
@@ -7294,64 +7568,15 @@
       <w:bookmarkStart w:id="52" w:name="bongo_lang_bash_52"/>
       <w:bookmarkEnd w:id="52"/>
       <w:r>
-        <w:t xml:space="preserve">cat &gt; ~/krbtest.sbatch &lt;&lt;'EOF'</w:t>
-        <w:br/>
-        <w:t xml:space="preserve">#!/bin/bash</w:t>
-        <w:br/>
-        <w:t xml:space="preserve">#SBATCH -N 2 -o krbtest-%j.out</w:t>
-        <w:br/>
-        <w:t xml:space="preserve">srun bash -c 'hostname -s; klist | sed -n 2p; curl -s --negotiate -u : http://svc01.test.lab/whoami/'</w:t>
-        <w:br/>
-        <w:t xml:space="preserve">EOF</w:t>
-        <w:br/>
-        <w:t xml:space="preserve">sbatch ~/krbtest.sbatch</w:t>
-        <w:br/>
-        <w:t xml:space="preserve">sbatch --export=NONE ~/krbtest.sbatch      # HOME unset: the TaskProlog falls back to passwd</w:t>
-        <w:br/>
-        <w:t xml:space="preserve"># after they finish:</w:t>
-        <w:br/>
-        <w:t xml:space="preserve">cat krbtest-*.out                           # each shows "Default principal: jdoe@TEST.LAB" and jdoe@TEST.LAB</w:t>
-      </w:r>
-    </w:p>
-    <w:p>
-      <w:pPr/>
-      <w:r>
-        <w:t xml:space="preserve">On </w:t>
-      </w:r>
-      <w:r>
-        <w:rPr>
-          <w:rStyle w:val="CodeChar"/>
-        </w:rPr>
-        <w:t xml:space="preserve">svc01</w:t>
-      </w:r>
-      <w:r>
-        <w:t xml:space="preserve">, </w:t>
-      </w:r>
-      <w:r>
-        <w:rPr>
-          <w:rStyle w:val="CodeChar"/>
-        </w:rPr>
-        <w:t xml:space="preserve">sudo tail /var/log/httpd/access_log</w:t>
-      </w:r>
-      <w:r>
-        <w:t xml:space="preserve"> shows requests from 10.10.0.21, .31 and .32, each with user </w:t>
-      </w:r>
-      <w:r>
-        <w:rPr>
-          <w:rStyle w:val="CodeChar"/>
-        </w:rPr>
-        <w:t xml:space="preserve">jdoe@TEST.LAB</w:t>
-      </w:r>
-      <w:r>
-        <w:t xml:space="preserve">.</w:t>
-      </w:r>
-    </w:p>
-    <w:p>
-      <w:pPr>
-        <w:pStyle w:val="Heading3"/>
-      </w:pPr>
-      <w:r>
-        <w:t xml:space="preserve">Tests that must be refused</w:t>
+        <w:t xml:space="preserve">srun -N2 bash -c 'echo "$(hostname -s): $KRB5CCNAME"; curl -s --negotiate -u : http://svc01.test.lab/whoami/'</w:t>
+        <w:br/>
+        <w:t xml:space="preserve"># cn01: FILE:/home/jdoe/.krb5/krb5cc_hpc</w:t>
+        <w:br/>
+        <w:t xml:space="preserve"># jdoe@TEST.LAB</w:t>
+        <w:br/>
+        <w:t xml:space="preserve"># cn02: FILE:/home/jdoe/.krb5/krb5cc_hpc</w:t>
+        <w:br/>
+        <w:t xml:space="preserve"># jdoe@TEST.LAB</w:t>
       </w:r>
     </w:p>
     <w:p>
@@ -7360,7 +7585,7 @@
         <w:rPr>
           <w:b/>
         </w:rPr>
-        <w:t xml:space="preserve">5. A non-delegable account gets nothing, with a clear message.</w:t>
+        <w:t xml:space="preserve">4. Batch jobs work, including with a clean environment.</w:t>
       </w:r>
     </w:p>
     <w:p>
@@ -7370,48 +7595,73 @@
       <w:bookmarkStart w:id="53" w:name="bongo_lang_bash_53"/>
       <w:bookmarkEnd w:id="53"/>
       <w:r>
-        <w:t xml:space="preserve">ssh ptest@hpclogin01.test.lab</w:t>
-        <w:br/>
-        <w:t xml:space="preserve">krb-get; echo "exit $?"</w:t>
-        <w:br/>
-        <w:t xml:space="preserve"># krb-get: your account cannot be delegated to the HPC services; contact the HPC admins</w:t>
-        <w:br/>
-        <w:t xml:space="preserve"># exit 1</w:t>
-        <w:br/>
-        <w:t xml:space="preserve">srun -N1 true    # job output: krb-hpc: no Kerberos tickets in /home/ptest/.krb5/krb5cc_hpc (...)</w:t>
-      </w:r>
-    </w:p>
-    <w:p>
-      <w:pPr/>
-      <w:r>
-        <w:t xml:space="preserve">The daemon's log (</w:t>
-      </w:r>
-      <w:r>
-        <w:rPr>
-          <w:rStyle w:val="CodeChar"/>
-        </w:rPr>
-        <w:t xml:space="preserve">journalctl -u krb-credd</w:t>
-      </w:r>
-      <w:r>
-        <w:t xml:space="preserve">) has the full KDC error with category </w:t>
-      </w:r>
-      <w:r>
-        <w:rPr>
-          <w:rStyle w:val="CodeChar"/>
-        </w:rPr>
-        <w:t xml:space="preserve">[not_delegable]</w:t>
+        <w:t xml:space="preserve">cat &gt; ~/krbtest.sbatch &lt;&lt;'EOF'</w:t>
+        <w:br/>
+        <w:t xml:space="preserve">#!/bin/bash</w:t>
+        <w:br/>
+        <w:t xml:space="preserve">#SBATCH -N 2 -o krbtest-%j.out</w:t>
+        <w:br/>
+        <w:t xml:space="preserve">srun bash -c 'hostname -s; klist | sed -n 2p; curl -s --negotiate -u : http://svc01.test.lab/whoami/'</w:t>
+        <w:br/>
+        <w:t xml:space="preserve">EOF</w:t>
+        <w:br/>
+        <w:t xml:space="preserve">sbatch ~/krbtest.sbatch</w:t>
+        <w:br/>
+        <w:t xml:space="preserve">sbatch --export=NONE ~/krbtest.sbatch      # HOME unset: the TaskProlog falls back to passwd</w:t>
+        <w:br/>
+        <w:t xml:space="preserve"># after they finish:</w:t>
+        <w:br/>
+        <w:t xml:space="preserve">cat krbtest-*.out                           # each shows "Default principal: jdoe@TEST.LAB" and jdoe@TEST.LAB</w:t>
+      </w:r>
+    </w:p>
+    <w:p>
+      <w:pPr/>
+      <w:r>
+        <w:t xml:space="preserve">On </w:t>
+      </w:r>
+      <w:r>
+        <w:rPr>
+          <w:rStyle w:val="CodeChar"/>
+        </w:rPr>
+        <w:t xml:space="preserve">svc01</w:t>
+      </w:r>
+      <w:r>
+        <w:t xml:space="preserve">, </w:t>
+      </w:r>
+      <w:r>
+        <w:rPr>
+          <w:rStyle w:val="CodeChar"/>
+        </w:rPr>
+        <w:t xml:space="preserve">sudo tail /var/log/httpd/access_log</w:t>
+      </w:r>
+      <w:r>
+        <w:t xml:space="preserve"> shows requests from 10.10.0.21, .31 and .32, each with user </w:t>
+      </w:r>
+      <w:r>
+        <w:rPr>
+          <w:rStyle w:val="CodeChar"/>
+        </w:rPr>
+        <w:t xml:space="preserve">jdoe@TEST.LAB</w:t>
       </w:r>
       <w:r>
         <w:t xml:space="preserve">.</w:t>
       </w:r>
     </w:p>
     <w:p>
+      <w:pPr>
+        <w:pStyle w:val="Heading3"/>
+      </w:pPr>
+      <w:r>
+        <w:t xml:space="preserve">Tests that must be refused</w:t>
+      </w:r>
+    </w:p>
+    <w:p>
       <w:pPr/>
       <w:r>
         <w:rPr>
           <w:b/>
         </w:rPr>
-        <w:t xml:space="preserve">6. An un-enrolled user is refused.</w:t>
+        <w:t xml:space="preserve">5. A non-delegable account gets nothing, with a clear message.</w:t>
       </w:r>
     </w:p>
     <w:p>
@@ -7421,15 +7671,39 @@
       <w:bookmarkStart w:id="54" w:name="bongo_lang_bash_54"/>
       <w:bookmarkEnd w:id="54"/>
       <w:r>
-        <w:t xml:space="preserve">sudo /opt/krb-hpc/admin/revoke_user.sh asmith</w:t>
-        <w:br/>
-        <w:t xml:space="preserve">ssh asmith@hpclogin01.test.lab 'krb-get; echo "exit $?"'</w:t>
-        <w:br/>
-        <w:t xml:space="preserve"># krb-get: uid 21003 is not enrolled</w:t>
+        <w:t xml:space="preserve">ssh ptest@hpclogin01.test.lab</w:t>
+        <w:br/>
+        <w:t xml:space="preserve">krb-get; echo "exit $?"</w:t>
+        <w:br/>
+        <w:t xml:space="preserve"># krb-get: your account cannot be delegated to the HPC services; contact the HPC admins</w:t>
         <w:br/>
         <w:t xml:space="preserve"># exit 1</w:t>
         <w:br/>
-        <w:t xml:space="preserve">sudo /opt/krb-hpc/admin/enroll_user.sh asmith           # put asmith back</w:t>
+        <w:t xml:space="preserve">srun -N1 true    # job output: krb-hpc: no Kerberos tickets in /home/ptest/.krb5/krb5cc_hpc (...)</w:t>
+      </w:r>
+    </w:p>
+    <w:p>
+      <w:pPr/>
+      <w:r>
+        <w:t xml:space="preserve">The daemon's log (</w:t>
+      </w:r>
+      <w:r>
+        <w:rPr>
+          <w:rStyle w:val="CodeChar"/>
+        </w:rPr>
+        <w:t xml:space="preserve">journalctl -u krb-credd</w:t>
+      </w:r>
+      <w:r>
+        <w:t xml:space="preserve">) has the full KDC error with category </w:t>
+      </w:r>
+      <w:r>
+        <w:rPr>
+          <w:rStyle w:val="CodeChar"/>
+        </w:rPr>
+        <w:t xml:space="preserve">[not_delegable]</w:t>
+      </w:r>
+      <w:r>
+        <w:t xml:space="preserve">.</w:t>
       </w:r>
     </w:p>
     <w:p>
@@ -7438,19 +7712,7 @@
         <w:rPr>
           <w:b/>
         </w:rPr>
-        <w:t xml:space="preserve">7. One user cannot read another's tickets.</w:t>
-      </w:r>
-      <w:r>
-        <w:t xml:space="preserve"> As </w:t>
-      </w:r>
-      <w:r>
-        <w:rPr>
-          <w:rStyle w:val="CodeChar"/>
-        </w:rPr>
-        <w:t xml:space="preserve">asmith</w:t>
-      </w:r>
-      <w:r>
-        <w:t xml:space="preserve">:</w:t>
+        <w:t xml:space="preserve">6. An un-enrolled user is refused.</w:t>
       </w:r>
     </w:p>
     <w:p>
@@ -7460,7 +7722,15 @@
       <w:bookmarkStart w:id="55" w:name="bongo_lang_bash_55"/>
       <w:bookmarkEnd w:id="55"/>
       <w:r>
-        <w:t xml:space="preserve">KRB5CCNAME=FILE:/home/jdoe/.krb5/krb5cc_hpc klist   # fails: Permission denied (home is 0700)</w:t>
+        <w:t xml:space="preserve">sudo /opt/krb-hpc/admin/revoke_user.sh asmith</w:t>
+        <w:br/>
+        <w:t xml:space="preserve">ssh asmith@hpclogin01.test.lab 'krb-get; echo "exit $?"'</w:t>
+        <w:br/>
+        <w:t xml:space="preserve"># krb-get: uid 21003 is not enrolled</w:t>
+        <w:br/>
+        <w:t xml:space="preserve"># exit 1</w:t>
+        <w:br/>
+        <w:t xml:space="preserve">sudo /opt/krb-hpc/admin/enroll_user.sh asmith           # put asmith back</w:t>
       </w:r>
     </w:p>
     <w:p>
@@ -7469,7 +7739,7 @@
         <w:rPr>
           <w:b/>
         </w:rPr>
-        <w:t xml:space="preserve">8. Nothing outside the allow-list can be obtained.</w:t>
+        <w:t xml:space="preserve">7. One user cannot read another's tickets.</w:t>
       </w:r>
       <w:r>
         <w:t xml:space="preserve"> As </w:t>
@@ -7478,7 +7748,7 @@
         <w:rPr>
           <w:rStyle w:val="CodeChar"/>
         </w:rPr>
-        <w:t xml:space="preserve">jdoe</w:t>
+        <w:t xml:space="preserve">asmith</w:t>
       </w:r>
       <w:r>
         <w:t xml:space="preserve">:</w:t>
@@ -7491,15 +7761,7 @@
       <w:bookmarkStart w:id="56" w:name="bongo_lang_bash_56"/>
       <w:bookmarkEnd w:id="56"/>
       <w:r>
-        <w:t xml:space="preserve">kvno HTTP/dc01.test.lab@TEST.LAB    # fails: no TGT in the cache, so no new tickets of any kind</w:t>
-      </w:r>
-    </w:p>
-    <w:p>
-      <w:pPr>
-        <w:pStyle w:val="Heading3"/>
-      </w:pPr>
-      <w:r>
-        <w:t xml:space="preserve">Tests that prove unattended operation</w:t>
+        <w:t xml:space="preserve">KRB5CCNAME=FILE:/home/jdoe/.krb5/krb5cc_hpc klist   # fails: Permission denied (home is 0700)</w:t>
       </w:r>
     </w:p>
     <w:p>
@@ -7508,19 +7770,10 @@
         <w:rPr>
           <w:b/>
         </w:rPr>
-        <w:t xml:space="preserve">9. A deleted cache comes back by itself.</w:t>
-      </w:r>
-      <w:r>
-        <w:t xml:space="preserve"> With a job running (</w:t>
-      </w:r>
-      <w:r>
-        <w:rPr>
-          <w:rStyle w:val="CodeChar"/>
-        </w:rPr>
-        <w:t xml:space="preserve">sbatch --wrap 'sleep 900'</w:t>
-      </w:r>
-      <w:r>
-        <w:t xml:space="preserve"> as </w:t>
+        <w:t xml:space="preserve">8. Nothing outside the allow-list can be obtained.</w:t>
+      </w:r>
+      <w:r>
+        <w:t xml:space="preserve"> As </w:t>
       </w:r>
       <w:r>
         <w:rPr>
@@ -7529,16 +7782,7 @@
         <w:t xml:space="preserve">jdoe</w:t>
       </w:r>
       <w:r>
-        <w:t xml:space="preserve">), or within 7 days of </w:t>
-      </w:r>
-      <w:r>
-        <w:rPr>
-          <w:rStyle w:val="CodeChar"/>
-        </w:rPr>
-        <w:t xml:space="preserve">jdoe</w:t>
-      </w:r>
-      <w:r>
-        <w:t xml:space="preserve">'s last login:</w:t>
+        <w:t xml:space="preserve">:</w:t>
       </w:r>
     </w:p>
     <w:p>
@@ -7548,11 +7792,15 @@
       <w:bookmarkStart w:id="57" w:name="bongo_lang_bash_57"/>
       <w:bookmarkEnd w:id="57"/>
       <w:r>
-        <w:t xml:space="preserve">rm ~/.krb5/krb5cc_hpc</w:t>
-        <w:br/>
-        <w:t xml:space="preserve"># wait up to refresh_interval (5 minutes), then:</w:t>
-        <w:br/>
-        <w:t xml:space="preserve">klist | head -2         # the cache is back</w:t>
+        <w:t xml:space="preserve">kvno HTTP/dc01.test.lab@TEST.LAB    # fails: no TGT in the cache, so no new tickets of any kind</w:t>
+      </w:r>
+    </w:p>
+    <w:p>
+      <w:pPr>
+        <w:pStyle w:val="Heading3"/>
+      </w:pPr>
+      <w:r>
+        <w:t xml:space="preserve">Tests that prove unattended operation</w:t>
       </w:r>
     </w:p>
     <w:p>
@@ -7561,7 +7809,37 @@
         <w:rPr>
           <w:b/>
         </w:rPr>
-        <w:t xml:space="preserve">10. Restarts and renewal.</w:t>
+        <w:t xml:space="preserve">9. A deleted cache comes back by itself.</w:t>
+      </w:r>
+      <w:r>
+        <w:t xml:space="preserve"> With a job running (</w:t>
+      </w:r>
+      <w:r>
+        <w:rPr>
+          <w:rStyle w:val="CodeChar"/>
+        </w:rPr>
+        <w:t xml:space="preserve">sbatch --wrap 'sleep 900'</w:t>
+      </w:r>
+      <w:r>
+        <w:t xml:space="preserve"> as </w:t>
+      </w:r>
+      <w:r>
+        <w:rPr>
+          <w:rStyle w:val="CodeChar"/>
+        </w:rPr>
+        <w:t xml:space="preserve">jdoe</w:t>
+      </w:r>
+      <w:r>
+        <w:t xml:space="preserve">), or within 7 days of </w:t>
+      </w:r>
+      <w:r>
+        <w:rPr>
+          <w:rStyle w:val="CodeChar"/>
+        </w:rPr>
+        <w:t xml:space="preserve">jdoe</w:t>
+      </w:r>
+      <w:r>
+        <w:t xml:space="preserve">'s last login:</w:t>
       </w:r>
     </w:p>
     <w:p>
@@ -7571,88 +7849,11 @@
       <w:bookmarkStart w:id="58" w:name="bongo_lang_bash_58"/>
       <w:bookmarkEnd w:id="58"/>
       <w:r>
-        <w:t xml:space="preserve">sudo systemctl restart krb-credd</w:t>
-        <w:br/>
-        <w:t xml:space="preserve">sudo journalctl -u krb-credd -n 10 --no-pager   # "resuming refresh for N previously active user(s)"</w:t>
-        <w:br/>
-        <w:t xml:space="preserve">sudo klist -c FILE:/var/lib/krb-hpc/broker.cc   # only the broker's krbtgt, never users' tickets</w:t>
-      </w:r>
-    </w:p>
-    <w:p>
-      <w:pPr/>
-      <w:r>
-        <w:t xml:space="preserve">To watch re-minting happen quickly, set </w:t>
-      </w:r>
-      <w:r>
-        <w:rPr>
-          <w:rStyle w:val="CodeChar"/>
-        </w:rPr>
-        <w:t xml:space="preserve">renew_margin = 590m</w:t>
-      </w:r>
-      <w:r>
-        <w:t xml:space="preserve"> and </w:t>
-      </w:r>
-      <w:r>
-        <w:rPr>
-          <w:rStyle w:val="CodeChar"/>
-        </w:rPr>
-        <w:t xml:space="preserve">refresh_interval = 1m</w:t>
-      </w:r>
-      <w:r>
-        <w:t xml:space="preserve"> in </w:t>
-      </w:r>
-      <w:r>
-        <w:rPr>
-          <w:rStyle w:val="CodeChar"/>
-        </w:rPr>
-        <w:t xml:space="preserve">credd.conf</w:t>
-      </w:r>
-      <w:r>
-        <w:t xml:space="preserve">, restart, and run </w:t>
-      </w:r>
-      <w:r>
-        <w:rPr>
-          <w:rStyle w:val="CodeChar"/>
-        </w:rPr>
-        <w:t xml:space="preserve">klist</w:t>
-      </w:r>
-      <w:r>
-        <w:t xml:space="preserve"> in </w:t>
-      </w:r>
-      <w:r>
-        <w:rPr>
-          <w:rStyle w:val="CodeChar"/>
-        </w:rPr>
-        <w:t xml:space="preserve">jdoe</w:t>
-      </w:r>
-      <w:r>
-        <w:t xml:space="preserve">'s session every minute: the expiry time moves forward on each pass. Put the values back to </w:t>
-      </w:r>
-      <w:r>
-        <w:rPr>
-          <w:rStyle w:val="CodeChar"/>
-        </w:rPr>
-        <w:t xml:space="preserve">1h</w:t>
-      </w:r>
-      <w:r>
-        <w:t xml:space="preserve"> and </w:t>
-      </w:r>
-      <w:r>
-        <w:rPr>
-          <w:rStyle w:val="CodeChar"/>
-        </w:rPr>
-        <w:t xml:space="preserve">5m</w:t>
-      </w:r>
-      <w:r>
-        <w:t xml:space="preserve"> afterwards.</w:t>
-      </w:r>
-    </w:p>
-    <w:p>
-      <w:pPr>
-        <w:pStyle w:val="Heading3"/>
-      </w:pPr>
-      <w:r>
-        <w:t xml:space="preserve">Tests of the safety controls (2.3.0)</w:t>
+        <w:t xml:space="preserve">rm ~/.krb5/krb5cc_hpc</w:t>
+        <w:br/>
+        <w:t xml:space="preserve"># wait up to refresh_interval (5 minutes), then:</w:t>
+        <w:br/>
+        <w:t xml:space="preserve">klist | head -2         # the cache is back</w:t>
       </w:r>
     </w:p>
     <w:p>
@@ -7661,7 +7862,7 @@
         <w:rPr>
           <w:b/>
         </w:rPr>
-        <w:t xml:space="preserve">11. Users can see their own status.</w:t>
+        <w:t xml:space="preserve">10. Restarts and renewal.</w:t>
       </w:r>
     </w:p>
     <w:p>
@@ -7671,19 +7872,88 @@
       <w:bookmarkStart w:id="59" w:name="bongo_lang_bash_59"/>
       <w:bookmarkEnd w:id="59"/>
       <w:r>
-        <w:t xml:space="preserve">krb-get --status                                 # as jdoe</w:t>
-        <w:br/>
-        <w:t xml:space="preserve"># enrolled:        True</w:t>
-        <w:br/>
-        <w:t xml:space="preserve"># tickets expire:  2026-10-11 07:02 (in 9h41m)</w:t>
-        <w:br/>
-        <w:t xml:space="preserve">ssh ptest@hpclogin01.test.lab 'krb-get --status'</w:t>
-        <w:br/>
-        <w:t xml:space="preserve"># enrolled:        True</w:t>
-        <w:br/>
-        <w:t xml:space="preserve"># tickets expire:  -</w:t>
-        <w:br/>
-        <w:t xml:space="preserve"># last error:      your account cannot be delegated to the HPC services; contact the HPC admins (at ...)</w:t>
+        <w:t xml:space="preserve">sudo systemctl restart krb-credd</w:t>
+        <w:br/>
+        <w:t xml:space="preserve">sudo journalctl -u krb-credd -n 10 --no-pager   # "resuming refresh for N previously active user(s)"</w:t>
+        <w:br/>
+        <w:t xml:space="preserve">sudo klist -c FILE:/var/lib/krb-hpc/broker.cc   # only the broker's krbtgt, never users' tickets</w:t>
+      </w:r>
+    </w:p>
+    <w:p>
+      <w:pPr/>
+      <w:r>
+        <w:t xml:space="preserve">To watch re-minting happen quickly, set </w:t>
+      </w:r>
+      <w:r>
+        <w:rPr>
+          <w:rStyle w:val="CodeChar"/>
+        </w:rPr>
+        <w:t xml:space="preserve">renew_margin = 590m</w:t>
+      </w:r>
+      <w:r>
+        <w:t xml:space="preserve"> and </w:t>
+      </w:r>
+      <w:r>
+        <w:rPr>
+          <w:rStyle w:val="CodeChar"/>
+        </w:rPr>
+        <w:t xml:space="preserve">refresh_interval = 1m</w:t>
+      </w:r>
+      <w:r>
+        <w:t xml:space="preserve"> in </w:t>
+      </w:r>
+      <w:r>
+        <w:rPr>
+          <w:rStyle w:val="CodeChar"/>
+        </w:rPr>
+        <w:t xml:space="preserve">credd.conf</w:t>
+      </w:r>
+      <w:r>
+        <w:t xml:space="preserve">, restart, and run </w:t>
+      </w:r>
+      <w:r>
+        <w:rPr>
+          <w:rStyle w:val="CodeChar"/>
+        </w:rPr>
+        <w:t xml:space="preserve">klist</w:t>
+      </w:r>
+      <w:r>
+        <w:t xml:space="preserve"> in </w:t>
+      </w:r>
+      <w:r>
+        <w:rPr>
+          <w:rStyle w:val="CodeChar"/>
+        </w:rPr>
+        <w:t xml:space="preserve">jdoe</w:t>
+      </w:r>
+      <w:r>
+        <w:t xml:space="preserve">'s session every minute: the expiry time moves forward on each pass. Put the values back to </w:t>
+      </w:r>
+      <w:r>
+        <w:rPr>
+          <w:rStyle w:val="CodeChar"/>
+        </w:rPr>
+        <w:t xml:space="preserve">1h</w:t>
+      </w:r>
+      <w:r>
+        <w:t xml:space="preserve"> and </w:t>
+      </w:r>
+      <w:r>
+        <w:rPr>
+          <w:rStyle w:val="CodeChar"/>
+        </w:rPr>
+        <w:t xml:space="preserve">5m</w:t>
+      </w:r>
+      <w:r>
+        <w:t xml:space="preserve"> afterwards.</w:t>
+      </w:r>
+    </w:p>
+    <w:p>
+      <w:pPr>
+        <w:pStyle w:val="Heading3"/>
+      </w:pPr>
+      <w:r>
+        <w:t xml:space="preserve">Tests of the safety controls (2.3.0)</w:t>
       </w:r>
     </w:p>
     <w:p>
@@ -7692,7 +7962,7 @@
         <w:rPr>
           <w:b/>
         </w:rPr>
-        <w:t xml:space="preserve">12. The kill switch stops issuance at once.</w:t>
+        <w:t xml:space="preserve">11. Users can see their own status.</w:t>
       </w:r>
     </w:p>
     <w:p>
@@ -7701,6 +7971,37 @@
       </w:pPr>
       <w:bookmarkStart w:id="60" w:name="bongo_lang_bash_60"/>
       <w:bookmarkEnd w:id="60"/>
+      <w:r>
+        <w:t xml:space="preserve">krb-get --status                                 # as jdoe</w:t>
+        <w:br/>
+        <w:t xml:space="preserve"># enrolled:        True</w:t>
+        <w:br/>
+        <w:t xml:space="preserve"># tickets expire:  2026-10-11 07:02 (in 9h41m)</w:t>
+        <w:br/>
+        <w:t xml:space="preserve">ssh ptest@hpclogin01.test.lab 'krb-get --status'</w:t>
+        <w:br/>
+        <w:t xml:space="preserve"># enrolled:        True</w:t>
+        <w:br/>
+        <w:t xml:space="preserve"># tickets expire:  -</w:t>
+        <w:br/>
+        <w:t xml:space="preserve"># last error:      your account cannot be delegated to the HPC services; contact the HPC admins (at ...)</w:t>
+      </w:r>
+    </w:p>
+    <w:p>
+      <w:pPr/>
+      <w:r>
+        <w:rPr>
+          <w:b/>
+        </w:rPr>
+        <w:t xml:space="preserve">12. The kill switch stops issuance at once.</w:t>
+      </w:r>
+    </w:p>
+    <w:p>
+      <w:pPr>
+        <w:pStyle w:val="Code"/>
+      </w:pPr>
+      <w:bookmarkStart w:id="61" w:name="bongo_lang_bash_61"/>
+      <w:bookmarkEnd w:id="61"/>
       <w:r>
         <w:t xml:space="preserve">sudo touch /etc/krb-hpc/disabled</w:t>
         <w:br/>
@@ -9859,8 +10160,8 @@
       <w:pPr>
         <w:pStyle w:val="Code"/>
       </w:pPr>
-      <w:bookmarkStart w:id="61" w:name="bongo_lang_bash_61"/>
-      <w:bookmarkEnd w:id="61"/>
+      <w:bookmarkStart w:id="62" w:name="bongo_lang_bash_62"/>
+      <w:bookmarkEnd w:id="62"/>
       <w:r>
         <w:t xml:space="preserve"># hpclogin01</w:t>
         <w:br/>
@@ -9944,7 +10245,7 @@
         <w:pStyle w:val="ListParagraph"/>
         <w:numPr>
           <w:ilvl w:val="0"/>
-          <w:numId w:val="5"/>
+          <w:numId w:val="6"/>
         </w:numPr>
       </w:pPr>
       <w:r>
@@ -9956,7 +10257,7 @@
         <w:pStyle w:val="ListParagraph"/>
         <w:numPr>
           <w:ilvl w:val="0"/>
-          <w:numId w:val="5"/>
+          <w:numId w:val="6"/>
         </w:numPr>
       </w:pPr>
       <w:r>
@@ -9986,7 +10287,7 @@
         <w:pStyle w:val="ListParagraph"/>
         <w:numPr>
           <w:ilvl w:val="0"/>
-          <w:numId w:val="5"/>
+          <w:numId w:val="6"/>
         </w:numPr>
       </w:pPr>
       <w:r>
@@ -10034,7 +10335,7 @@
         <w:pStyle w:val="ListParagraph"/>
         <w:numPr>
           <w:ilvl w:val="0"/>
-          <w:numId w:val="5"/>
+          <w:numId w:val="6"/>
         </w:numPr>
       </w:pPr>
       <w:r>
@@ -10082,7 +10383,7 @@
         <w:pStyle w:val="ListParagraph"/>
         <w:numPr>
           <w:ilvl w:val="0"/>
-          <w:numId w:val="5"/>
+          <w:numId w:val="6"/>
         </w:numPr>
       </w:pPr>
       <w:r>
@@ -10121,7 +10422,7 @@
         <w:pStyle w:val="ListParagraph"/>
         <w:numPr>
           <w:ilvl w:val="0"/>
-          <w:numId w:val="5"/>
+          <w:numId w:val="6"/>
         </w:numPr>
       </w:pPr>
       <w:r>
@@ -10151,7 +10452,7 @@
         <w:pStyle w:val="ListParagraph"/>
         <w:numPr>
           <w:ilvl w:val="0"/>
-          <w:numId w:val="5"/>
+          <w:numId w:val="6"/>
         </w:numPr>
       </w:pPr>
       <w:r>
@@ -10172,7 +10473,7 @@
         <w:pStyle w:val="ListParagraph"/>
         <w:numPr>
           <w:ilvl w:val="0"/>
-          <w:numId w:val="5"/>
+          <w:numId w:val="6"/>
         </w:numPr>
       </w:pPr>
       <w:r>
@@ -10211,7 +10512,7 @@
         <w:pStyle w:val="ListParagraph"/>
         <w:numPr>
           <w:ilvl w:val="0"/>
-          <w:numId w:val="5"/>
+          <w:numId w:val="6"/>
         </w:numPr>
       </w:pPr>
       <w:r>
@@ -10241,7 +10542,7 @@
         <w:pStyle w:val="ListParagraph"/>
         <w:numPr>
           <w:ilvl w:val="0"/>
-          <w:numId w:val="5"/>
+          <w:numId w:val="6"/>
         </w:numPr>
       </w:pPr>
       <w:r>
@@ -10262,7 +10563,7 @@
         <w:pStyle w:val="ListParagraph"/>
         <w:numPr>
           <w:ilvl w:val="0"/>
-          <w:numId w:val="5"/>
+          <w:numId w:val="6"/>
         </w:numPr>
       </w:pPr>
       <w:r>
@@ -10292,7 +10593,7 @@
         <w:pStyle w:val="ListParagraph"/>
         <w:numPr>
           <w:ilvl w:val="0"/>
-          <w:numId w:val="5"/>
+          <w:numId w:val="6"/>
         </w:numPr>
       </w:pPr>
       <w:r>
@@ -10331,7 +10632,7 @@
         <w:pStyle w:val="ListParagraph"/>
         <w:numPr>
           <w:ilvl w:val="0"/>
-          <w:numId w:val="5"/>
+          <w:numId w:val="6"/>
         </w:numPr>
       </w:pPr>
       <w:r>
@@ -10370,7 +10671,7 @@
         <w:pStyle w:val="ListParagraph"/>
         <w:numPr>
           <w:ilvl w:val="0"/>
-          <w:numId w:val="5"/>
+          <w:numId w:val="6"/>
         </w:numPr>
       </w:pPr>
       <w:r>
@@ -10382,7 +10683,7 @@
         <w:pStyle w:val="ListParagraph"/>
         <w:numPr>
           <w:ilvl w:val="0"/>
-          <w:numId w:val="5"/>
+          <w:numId w:val="6"/>
         </w:numPr>
       </w:pPr>
       <w:r>
@@ -10403,7 +10704,7 @@
         <w:pStyle w:val="ListParagraph"/>
         <w:numPr>
           <w:ilvl w:val="0"/>
-          <w:numId w:val="5"/>
+          <w:numId w:val="6"/>
         </w:numPr>
       </w:pPr>
       <w:r>
@@ -10415,7 +10716,7 @@
         <w:pStyle w:val="ListParagraph"/>
         <w:numPr>
           <w:ilvl w:val="0"/>
-          <w:numId w:val="5"/>
+          <w:numId w:val="6"/>
         </w:numPr>
       </w:pPr>
       <w:r>
@@ -10429,6 +10730,27 @@
       </w:r>
       <w:r>
         <w:t xml:space="preserve"> checked for an enrolled and a refused user (12, tests 11 and 12)</w:t>
+      </w:r>
+    </w:p>
+    <w:p>
+      <w:pPr>
+        <w:pStyle w:val="ListParagraph"/>
+        <w:numPr>
+          <w:ilvl w:val="0"/>
+          <w:numId w:val="6"/>
+        </w:numPr>
+      </w:pPr>
+      <w:r>
+        <w:t xml:space="preserve">☐ </w:t>
+      </w:r>
+      <w:r>
+        <w:rPr>
+          <w:rStyle w:val="CodeChar"/>
+        </w:rPr>
+        <w:t xml:space="preserve">tests/verify-ad.sh</w:t>
+      </w:r>
+      <w:r>
+        <w:t xml:space="preserve"> report shows no FAIL; any WARN understood (12)</w:t>
       </w:r>
     </w:p>
     <w:sectPr>
@@ -10622,6 +10944,12 @@
     <w:abstractNumId w:val="0"/>
   </w:num>
   <w:num w:numId="5">
+    <w:abstractNumId w:val="1"/>
+    <w:lvlOverride w:ilvl="0">
+      <w:startOverride w:val="1"/>
+    </w:lvlOverride>
+  </w:num>
+  <w:num w:numId="6">
     <w:abstractNumId w:val="0"/>
   </w:num>
 </w:numbering>

--- a/docs/hpc-test-lab-setup-runbook.docx
+++ b/docs/hpc-test-lab-setup-runbook.docx
@@ -111,7 +111,7 @@
         <w:t xml:space="preserve">/home</w:t>
       </w:r>
       <w:r>
-        <w:t xml:space="preserve"> is NFS-shared, every compute node sees the same file, and the Slurm TaskProlog points each task at it. Compute nodes never ask the domain controller for tickets; they talk to it only through SSSD, to look up users.</w:t>
+        <w:t xml:space="preserve"> is NFS-shared, every compute node sees the same file, and the Slurm TaskProlog points each task at it. Jobs on compute nodes never ask the domain controller for tickets; they only use the service tickets the broker wrote to the shared home. The compute nodes' only traffic to the domain controller is SSSD's: user lookups, authenticated with each node's own machine account.</w:t>
       </w:r>
     </w:p>
     <w:p>
@@ -6546,7 +6546,7 @@
     <w:p>
       <w:pPr/>
       <w:r>
-        <w:t xml:space="preserve">Compute nodes need no daemon, keytab or network path to AD: only </w:t>
+        <w:t xml:space="preserve">Compute nodes need no krb-credd daemon, no broker keytab and no krb-get. Their only traffic to AD is SSSD's (ports 88, 389 and 464 to dc01, section 4), for user lookups under the node's machine account. For the jobs' Kerberos they need only </w:t>
       </w:r>
       <w:r>
         <w:rPr>

--- a/docs/hpc-test-lab-setup-runbook.docx
+++ b/docs/hpc-test-lab-setup-runbook.docx
@@ -39,7 +39,7 @@
         <w:rPr>
           <w:rStyle w:val="CodeChar"/>
         </w:rPr>
-        <w:t xml:space="preserve">krb-credd</w:t>
+        <w:t xml:space="preserve">orthrus</w:t>
       </w:r>
       <w:r>
         <w:t xml:space="preserve"> (v2.</w:t>
@@ -90,7 +90,7 @@
         <w:rPr>
           <w:rStyle w:val="CodeChar"/>
         </w:rPr>
-        <w:t xml:space="preserve">krb-credd</w:t>
+        <w:t xml:space="preserve">orthrus</w:t>
       </w:r>
       <w:r>
         <w:t xml:space="preserve"> uses that account to ask AD for service tickets in the user's name (S4U2Self, then S4U2Proxy constrained delegation). It writes them to </w:t>
@@ -428,7 +428,7 @@
               <w:rPr>
                 <w:rStyle w:val="CodeChar"/>
               </w:rPr>
-              <w:t xml:space="preserve">krb-credd</w:t>
+              <w:t xml:space="preserve">orthrus</w:t>
             </w:r>
             <w:r>
               <w:t xml:space="preserve">) + Slurm controller</w:t>
@@ -983,7 +983,7 @@
               <w:rPr>
                 <w:rStyle w:val="CodeChar"/>
               </w:rPr>
-              <w:t xml:space="preserve">krb-credd</w:t>
+              <w:t xml:space="preserve">orthrus</w:t>
             </w:r>
             <w:r>
               <w:t xml:space="preserve"> broker, </w:t>
@@ -1678,7 +1678,7 @@
         <w:rPr>
           <w:rStyle w:val="CodeChar"/>
         </w:rPr>
-        <w:t xml:space="preserve">krb-credd</w:t>
+        <w:t xml:space="preserve">orthrus</w:t>
       </w:r>
       <w:r>
         <w:t xml:space="preserve"> requires MIT Kerberos 1.19 or later (it uses </w:t>
@@ -1984,7 +1984,7 @@
               <w:rPr>
                 <w:rStyle w:val="CodeChar"/>
               </w:rPr>
-              <w:t xml:space="preserve">krb-credd</w:t>
+              <w:t xml:space="preserve">orthrus</w:t>
             </w:r>
             <w:r>
               <w:t xml:space="preserve">, </w:t>
@@ -3404,7 +3404,7 @@
     <w:p>
       <w:pPr/>
       <w:r>
-        <w:t xml:space="preserve">krb-credd itself needs no compute-node access to port 88: jobs only use the service tickets the broker already obtained. SSSD on the compute nodes does use it, for the machine account.</w:t>
+        <w:t xml:space="preserve">orthrus itself needs no compute-node access to port 88: jobs only use the service tickets the broker already obtained. SSSD on the compute nodes does use it, for the machine account.</w:t>
       </w:r>
     </w:p>
     <w:p>
@@ -3647,7 +3647,7 @@
         <w:br/>
         <w:t xml:space="preserve">  -CannotChangePassword $true -KerberosEncryptionType AES256 `</w:t>
         <w:br/>
-        <w:t xml:space="preserve">  -Description "krb-credd broker on hpclogin01 (S4U constrained delegation)"</w:t>
+        <w:t xml:space="preserve">  -Description "orthrus broker on hpclogin01 (S4U constrained delegation)"</w:t>
         <w:br/>
         <w:br/>
         <w:t xml:space="preserve"># An account must have an SPN to use S4U. -S checks for duplicates first.</w:t>
@@ -4744,7 +4744,7 @@
         <w:rPr>
           <w:rStyle w:val="CodeChar"/>
         </w:rPr>
-        <w:t xml:space="preserve">krb-credd</w:t>
+        <w:t xml:space="preserve">orthrus</w:t>
       </w:r>
       <w:r>
         <w:t xml:space="preserve"> cache, so jobs still carry only service tickets (section 12, test 1).</w:t>
@@ -5024,7 +5024,7 @@
         <w:rPr>
           <w:rStyle w:val="CodeChar"/>
         </w:rPr>
-        <w:t xml:space="preserve">krb-credd</w:t>
+        <w:t xml:space="preserve">orthrus</w:t>
       </w:r>
       <w:r>
         <w:t xml:space="preserve"> never writes into a home as root. It starts its helper as the user with </w:t>
@@ -5398,7 +5398,7 @@
         <w:rPr>
           <w:rStyle w:val="CodeChar"/>
         </w:rPr>
-        <w:t xml:space="preserve">krb-credd</w:t>
+        <w:t xml:space="preserve">orthrus</w:t>
       </w:r>
       <w:r>
         <w:t xml:space="preserve"> uses </w:t>
@@ -5475,7 +5475,7 @@
         <w:rPr>
           <w:rStyle w:val="CodeChar"/>
         </w:rPr>
-        <w:t xml:space="preserve">krb-credd</w:t>
+        <w:t xml:space="preserve">orthrus</w:t>
       </w:r>
       <w:r>
         <w:t xml:space="preserve"> (the root daemon), </w:t>
@@ -5807,11 +5807,11 @@
         <w:br/>
         <w:t xml:space="preserve"># 2. The daemon and the user command: small wrappers that run the checked-out code</w:t>
         <w:br/>
-        <w:t xml:space="preserve">sudo tee /usr/local/bin/krb-credd &gt;/dev/null &lt;&lt;'EOF'</w:t>
+        <w:t xml:space="preserve">sudo tee /usr/local/bin/orthrus &gt;/dev/null &lt;&lt;'EOF'</w:t>
         <w:br/>
         <w:t xml:space="preserve">#!/bin/sh</w:t>
         <w:br/>
-        <w:t xml:space="preserve">exec /usr/bin/python3 -I /opt/krb-hpc/bin/krb-credd "$@"</w:t>
+        <w:t xml:space="preserve">exec /usr/bin/python3 -I /opt/krb-hpc/bin/orthrus "$@"</w:t>
         <w:br/>
         <w:t xml:space="preserve">EOF</w:t>
         <w:br/>
@@ -5823,16 +5823,16 @@
         <w:br/>
         <w:t xml:space="preserve">EOF</w:t>
         <w:br/>
-        <w:t xml:space="preserve">sudo chmod 0755 /usr/local/bin/krb-credd /usr/local/bin/krb-get</w:t>
-        <w:br/>
-        <w:t xml:space="preserve">sudo chown root:root /usr/local/bin/krb-credd /usr/local/bin/krb-get</w:t>
+        <w:t xml:space="preserve">sudo chmod 0755 /usr/local/bin/orthrus /usr/local/bin/krb-get</w:t>
+        <w:br/>
+        <w:t xml:space="preserve">sudo chown root:root /usr/local/bin/orthrus /usr/local/bin/krb-get</w:t>
         <w:br/>
         <w:br/>
         <w:t xml:space="preserve"># 3. Smoke test</w:t>
         <w:br/>
-        <w:t xml:space="preserve">krb-credd --help        # usage: krb-credd [-h] [-c CONFIG] [--check] [--user NAME]</w:t>
-        <w:br/>
-        <w:t xml:space="preserve">krb-get; echo "exit $?" # "cannot reach krb-credd ...", exit 2 (the daemon is not running yet)</w:t>
+        <w:t xml:space="preserve">orthrus --help        # usage: orthrus [-h] [-c CONFIG] [--check] [--user NAME]</w:t>
+        <w:br/>
+        <w:t xml:space="preserve">krb-get; echo "exit $?" # "cannot reach orthrus ...", exit 2 (the daemon is not running yet)</w:t>
       </w:r>
     </w:p>
     <w:p>
@@ -5844,7 +5844,7 @@
         <w:rPr>
           <w:rStyle w:val="CodeChar"/>
         </w:rPr>
-        <w:t xml:space="preserve">bin/krb-credd</w:t>
+        <w:t xml:space="preserve">bin/orthrus</w:t>
       </w:r>
       <w:r>
         <w:t xml:space="preserve"> finds its package relative to its own path, so a symlink in </w:t>
@@ -5904,7 +5904,7 @@
         <w:rPr>
           <w:rStyle w:val="CodeChar"/>
         </w:rPr>
-        <w:t xml:space="preserve">sudo systemctl restart krb-credd</w:t>
+        <w:t xml:space="preserve">sudo systemctl restart orthrus</w:t>
       </w:r>
       <w:r>
         <w:t xml:space="preserve">.</w:t>
@@ -5921,7 +5921,7 @@
         <w:rPr>
           <w:rStyle w:val="CodeChar"/>
         </w:rPr>
-        <w:t xml:space="preserve">krb-credd</w:t>
+        <w:t xml:space="preserve">orthrus</w:t>
       </w:r>
       <w:r>
         <w:t xml:space="preserve"> (on </w:t>
@@ -6413,7 +6413,7 @@
       <w:r>
         <w:t xml:space="preserve">sudo install -m 0644 -o root -g root /opt/krb-hpc/config/profile.d-krb-hpc.sh /etc/profile.d/krb-hpc.sh</w:t>
         <w:br/>
-        <w:t xml:space="preserve">sudo install -m 0644 -o root -g root /opt/krb-hpc/systemd/krb-credd.service /etc/systemd/system/krb-credd.service</w:t>
+        <w:t xml:space="preserve">sudo install -m 0644 -o root -g root /opt/krb-hpc/systemd/orthrus.service /etc/systemd/system/orthrus.service</w:t>
         <w:br/>
         <w:t xml:space="preserve">sudo systemctl daemon-reload</w:t>
       </w:r>
@@ -6475,7 +6475,7 @@
       <w:bookmarkStart w:id="41" w:name="bongo_lang_bash_41"/>
       <w:bookmarkEnd w:id="41"/>
       <w:r>
-        <w:t xml:space="preserve">sudo krb-credd --check --user jdoe</w:t>
+        <w:t xml:space="preserve">sudo orthrus --check --user jdoe</w:t>
         <w:br/>
         <w:t xml:space="preserve"># PASS  config /etc/krb-hpc/credd.conf</w:t>
         <w:br/>
@@ -6496,14 +6496,14 @@
         <w:t xml:space="preserve"># all checks passed</w:t>
         <w:br/>
         <w:br/>
-        <w:t xml:space="preserve">sudo krb-credd --check --user ptest     # expected: FAIL  constrained delegation for ptest: ... [not_delegable]</w:t>
-        <w:br/>
-        <w:br/>
-        <w:t xml:space="preserve">sudo systemctl enable --now krb-credd</w:t>
-        <w:br/>
-        <w:t xml:space="preserve">systemctl status krb-credd --no-pager</w:t>
-        <w:br/>
-        <w:t xml:space="preserve">sudo journalctl -u krb-credd -n 20 --no-pager</w:t>
+        <w:t xml:space="preserve">sudo orthrus --check --user ptest     # expected: FAIL  constrained delegation for ptest: ... [not_delegable]</w:t>
+        <w:br/>
+        <w:br/>
+        <w:t xml:space="preserve">sudo systemctl enable --now orthrus</w:t>
+        <w:br/>
+        <w:t xml:space="preserve">systemctl status orthrus --no-pager</w:t>
+        <w:br/>
+        <w:t xml:space="preserve">sudo journalctl -u orthrus -n 20 --no-pager</w:t>
         <w:br/>
         <w:t xml:space="preserve"># ... MIT Kerberos 1.21.1 tools: kinit=/usr/bin/kinit, klist=/usr/bin/klist, kvno=/usr/bin/kvno</w:t>
         <w:br/>
@@ -6546,7 +6546,7 @@
     <w:p>
       <w:pPr/>
       <w:r>
-        <w:t xml:space="preserve">Compute nodes need no krb-credd daemon, no broker keytab and no krb-get. Their only traffic to AD is SSSD's (ports 88, 389 and 464 to dc01, section 4), for user lookups under the node's machine account. For the jobs' Kerberos they need only </w:t>
+        <w:t xml:space="preserve">Compute nodes need no orthrus daemon, no broker keytab and no krb-get. Their only traffic to AD is SSSD's (ports 88, 389 and 464 to dc01, section 4), for user lookups under the node's machine account. For the jobs' Kerberos they need only </w:t>
       </w:r>
       <w:r>
         <w:rPr>
@@ -7326,7 +7326,7 @@
           <w:rStyle w:val="CodeChar"/>
           <w:b/>
         </w:rPr>
-        <w:t xml:space="preserve">krb-credd --check</w:t>
+        <w:t xml:space="preserve">orthrus --check</w:t>
       </w:r>
       <w:r>
         <w:t xml:space="preserve"> for a good and a refused user.</w:t>
@@ -7518,7 +7518,7 @@
         <w:rPr>
           <w:rStyle w:val="CodeChar"/>
         </w:rPr>
-        <w:t xml:space="preserve">krb-credd</w:t>
+        <w:t xml:space="preserve">orthrus</w:t>
       </w:r>
       <w:r>
         <w:t xml:space="preserve"> cache (the one </w:t>
@@ -7691,7 +7691,7 @@
         <w:rPr>
           <w:rStyle w:val="CodeChar"/>
         </w:rPr>
-        <w:t xml:space="preserve">journalctl -u krb-credd</w:t>
+        <w:t xml:space="preserve">journalctl -u orthrus</w:t>
       </w:r>
       <w:r>
         <w:t xml:space="preserve">) has the full KDC error with category </w:t>
@@ -7872,9 +7872,9 @@
       <w:bookmarkStart w:id="59" w:name="bongo_lang_bash_59"/>
       <w:bookmarkEnd w:id="59"/>
       <w:r>
-        <w:t xml:space="preserve">sudo systemctl restart krb-credd</w:t>
-        <w:br/>
-        <w:t xml:space="preserve">sudo journalctl -u krb-credd -n 10 --no-pager   # "resuming refresh for N previously active user(s)"</w:t>
+        <w:t xml:space="preserve">sudo systemctl restart orthrus</w:t>
+        <w:br/>
+        <w:t xml:space="preserve">sudo journalctl -u orthrus -n 10 --no-pager   # "resuming refresh for N previously active user(s)"</w:t>
         <w:br/>
         <w:t xml:space="preserve">sudo klist -c FILE:/var/lib/krb-hpc/broker.cc   # only the broker's krbtgt, never users' tickets</w:t>
       </w:r>
@@ -8007,11 +8007,11 @@
         <w:br/>
         <w:t xml:space="preserve">krb-get; echo "exit $?"                         # as jdoe</w:t>
         <w:br/>
-        <w:t xml:space="preserve"># krb-get: krb-credd is disabled by the HPC administrators</w:t>
+        <w:t xml:space="preserve"># krb-get: orthrus is disabled by the HPC administrators</w:t>
         <w:br/>
         <w:t xml:space="preserve"># exit 1</w:t>
         <w:br/>
-        <w:t xml:space="preserve">sudo krb-credd --check | grep 'kill switch'      # FAIL  kill switch: /etc/krb-hpc/disabled exists ...</w:t>
+        <w:t xml:space="preserve">sudo orthrus --check | grep 'kill switch'      # FAIL  kill switch: /etc/krb-hpc/disabled exists ...</w:t>
         <w:br/>
         <w:t xml:space="preserve">sudo rm /etc/krb-hpc/disabled</w:t>
         <w:br/>
@@ -8027,7 +8027,7 @@
         <w:rPr>
           <w:rStyle w:val="CodeChar"/>
         </w:rPr>
-        <w:t xml:space="preserve">journalctl -u krb-credd</w:t>
+        <w:t xml:space="preserve">journalctl -u orthrus</w:t>
       </w:r>
       <w:r>
         <w:t xml:space="preserve"> shows "skipping refresh": background minting pauses too.</w:t>
@@ -8278,7 +8278,7 @@
               <w:rPr>
                 <w:rStyle w:val="CodeChar"/>
               </w:rPr>
-              <w:t xml:space="preserve">sudo systemctl restart krb-credd</w:t>
+              <w:t xml:space="preserve">sudo systemctl restart orthrus</w:t>
             </w:r>
           </w:p>
         </w:tc>
@@ -8316,7 +8316,7 @@
               <w:rPr>
                 <w:rStyle w:val="CodeChar"/>
               </w:rPr>
-              <w:t xml:space="preserve">sudo krb-credd --check --user jdoe</w:t>
+              <w:t xml:space="preserve">sudo orthrus --check --user jdoe</w:t>
             </w:r>
           </w:p>
         </w:tc>
@@ -8354,7 +8354,7 @@
               <w:rPr>
                 <w:rStyle w:val="CodeChar"/>
               </w:rPr>
-              <w:t xml:space="preserve">sudo journalctl -u krb-credd -f</w:t>
+              <w:t xml:space="preserve">sudo journalctl -u orthrus -f</w:t>
             </w:r>
           </w:p>
         </w:tc>
@@ -8437,7 +8437,7 @@
               <w:rPr>
                 <w:rStyle w:val="CodeChar"/>
               </w:rPr>
-              <w:t xml:space="preserve">sudo systemctl restart krb-credd</w:t>
+              <w:t xml:space="preserve">sudo systemctl restart orthrus</w:t>
             </w:r>
           </w:p>
         </w:tc>
@@ -8648,7 +8648,7 @@
           <w:p>
             <w:pPr/>
             <w:r>
-              <w:t xml:space="preserve">ticket_checks = warn in credd.conf, then sudo systemctl restart krb-credd</w:t>
+              <w:t xml:space="preserve">ticket_checks = warn in credd.conf, then sudo systemctl restart orthrus</w:t>
             </w:r>
           </w:p>
         </w:tc>
@@ -8706,7 +8706,7 @@
         <w:rPr>
           <w:rStyle w:val="CodeChar"/>
         </w:rPr>
-        <w:t xml:space="preserve">journalctl -u krb-credd</w:t>
+        <w:t xml:space="preserve">journalctl -u orthrus</w:t>
       </w:r>
       <w:r>
         <w:t xml:space="preserve">. For any Kerberos command, </w:t>
@@ -9424,7 +9424,7 @@
               <w:rPr>
                 <w:rStyle w:val="CodeChar"/>
               </w:rPr>
-              <w:t xml:space="preserve">krb-get: cannot reach krb-credd ...</w:t>
+              <w:t xml:space="preserve">krb-get: cannot reach orthrus ...</w:t>
             </w:r>
             <w:r>
               <w:t xml:space="preserve">, exit 2</w:t>
@@ -9452,7 +9452,7 @@
               <w:rPr>
                 <w:rStyle w:val="CodeChar"/>
               </w:rPr>
-              <w:t xml:space="preserve">systemctl status krb-credd</w:t>
+              <w:t xml:space="preserve">systemctl status orthrus</w:t>
             </w:r>
             <w:r>
               <w:t xml:space="preserve">; </w:t>
@@ -9461,7 +9461,7 @@
               <w:rPr>
                 <w:rStyle w:val="CodeChar"/>
               </w:rPr>
-              <w:t xml:space="preserve">journalctl -u krb-credd</w:t>
+              <w:t xml:space="preserve">journalctl -u orthrus</w:t>
             </w:r>
           </w:p>
         </w:tc>
@@ -9960,7 +9960,7 @@
           <w:p>
             <w:pPr/>
             <w:r>
-              <w:t xml:space="preserve">krb-get: krb-credd is disabled by the HPC administrators</w:t>
+              <w:t xml:space="preserve">krb-get: orthrus is disabled by the HPC administrators</w:t>
             </w:r>
           </w:p>
         </w:tc>
@@ -10165,9 +10165,9 @@
       <w:r>
         <w:t xml:space="preserve"># hpclogin01</w:t>
         <w:br/>
-        <w:t xml:space="preserve">sudo systemctl disable --now krb-credd</w:t>
-        <w:br/>
-        <w:t xml:space="preserve">sudo rm -f /etc/systemd/system/krb-credd.service /etc/profile.d/krb-hpc.sh</w:t>
+        <w:t xml:space="preserve">sudo systemctl disable --now orthrus</w:t>
+        <w:br/>
+        <w:t xml:space="preserve">sudo rm -f /etc/systemd/system/orthrus.service /etc/profile.d/krb-hpc.sh</w:t>
         <w:br/>
         <w:t xml:space="preserve">sudo systemctl daemon-reload</w:t>
         <w:br/>
@@ -10175,7 +10175,7 @@
         <w:br/>
         <w:t xml:space="preserve">sudo rm -rf /etc/krb-hpc /var/lib/krb-hpc /usr/local/libexec/krb-hpc /opt/krb-hpc</w:t>
         <w:br/>
-        <w:t xml:space="preserve">sudo rm -f /usr/local/bin/krb-credd /usr/local/bin/krb-get</w:t>
+        <w:t xml:space="preserve">sudo rm -f /usr/local/bin/orthrus /usr/local/bin/krb-get</w:t>
         <w:br/>
         <w:br/>
         <w:t xml:space="preserve"># all Slurm nodes: remove the TaskProlog line from slurm.conf, then</w:t>
@@ -10660,7 +10660,7 @@
         <w:rPr>
           <w:rStyle w:val="CodeChar"/>
         </w:rPr>
-        <w:t xml:space="preserve">krb-credd --check --user jdoe</w:t>
+        <w:t xml:space="preserve">orthrus --check --user jdoe</w:t>
       </w:r>
       <w:r>
         <w:t xml:space="preserve"> all PASS; service enabled (9.3 to 9.6)</w:t>
